--- a/集团·智理通 V4.0 系统介绍.docx
+++ b/集团·智理通 V4.0 系统介绍.docx
@@ -4,45 +4,34 @@
   <w:body>
     <w:p>
       <w:pPr>
-        <w:jc w:val="left"/>
-        <w:rPr>
-          <w:rFonts w:ascii="宋体" w:eastAsia="宋体" w:hAnsi="宋体" w:hint="eastAsia"/>
-          <w:sz w:val="48"/>
-          <w:szCs w:val="48"/>
-        </w:rPr>
-      </w:pPr>
-      <w:r>
-        <w:rPr>
-          <w:rFonts w:ascii="宋体" w:eastAsia="宋体" w:hAnsi="宋体" w:hint="eastAsia"/>
-          <w:sz w:val="48"/>
-          <w:szCs w:val="48"/>
-        </w:rPr>
-        <w:t>集团·智理通 V4.0 系统介绍</w:t>
-      </w:r>
-    </w:p>
-    <w:p>
-      <w:pPr>
-        <w:rPr>
-          <w:rFonts w:ascii="宋体" w:eastAsia="宋体" w:hAnsi="宋体"/>
-        </w:rPr>
-      </w:pPr>
-    </w:p>
-    <w:p>
-      <w:pPr>
-        <w:rPr>
-          <w:rFonts w:ascii="宋体" w:eastAsia="宋体" w:hAnsi="宋体" w:hint="eastAsia"/>
-          <w:sz w:val="36"/>
-          <w:szCs w:val="36"/>
-        </w:rPr>
-      </w:pPr>
-      <w:r>
-        <w:rPr>
-          <w:rFonts w:ascii="宋体" w:eastAsia="宋体" w:hAnsi="宋体" w:hint="eastAsia"/>
-          <w:sz w:val="36"/>
-          <w:szCs w:val="36"/>
-        </w:rPr>
-        <w:t>一、系统定位</w:t>
-      </w:r>
+        <w:rPr>
+          <w:rFonts w:ascii="宋体" w:eastAsia="宋体" w:hAnsi="宋体" w:hint="eastAsia"/>
+          <w:szCs w:val="21"/>
+        </w:rPr>
+      </w:pPr>
+      <w:r>
+        <w:rPr>
+          <w:rFonts w:ascii="宋体" w:eastAsia="宋体" w:hAnsi="宋体" w:hint="eastAsia"/>
+          <w:szCs w:val="21"/>
+        </w:rPr>
+        <w:t>下面是一版**带操作步骤的录屏讲稿**，按“系统总览 -&gt; 任务分解 -&gt; 目标制定 -&gt; 过程研判/扣分 -&gt; 报告生成 -&gt; 总结价值”来讲，适合录一个 10 分钟左右的视频。</w:t>
+      </w:r>
+    </w:p>
+    <w:p>
+      <w:pPr>
+        <w:rPr>
+          <w:rFonts w:ascii="宋体" w:eastAsia="宋体" w:hAnsi="宋体"/>
+          <w:szCs w:val="21"/>
+        </w:rPr>
+      </w:pPr>
+    </w:p>
+    <w:p>
+      <w:pPr>
+        <w:rPr>
+          <w:rFonts w:ascii="宋体" w:eastAsia="宋体" w:hAnsi="宋体"/>
+          <w:szCs w:val="21"/>
+        </w:rPr>
+      </w:pPr>
       <w:bookmarkStart w:id="0" w:name="_GoBack"/>
       <w:bookmarkEnd w:id="0"/>
     </w:p>
@@ -50,711 +39,2080 @@
       <w:pPr>
         <w:rPr>
           <w:rFonts w:ascii="宋体" w:eastAsia="宋体" w:hAnsi="宋体" w:hint="eastAsia"/>
-        </w:rPr>
-      </w:pPr>
-      <w:r>
-        <w:rPr>
-          <w:rFonts w:ascii="宋体" w:eastAsia="宋体" w:hAnsi="宋体" w:hint="eastAsia"/>
-        </w:rPr>
-        <w:t>智理通V4.0是面向</w:t>
-      </w:r>
-      <w:r>
-        <w:rPr>
-          <w:rFonts w:ascii="宋体" w:eastAsia="宋体" w:hAnsi="宋体" w:hint="eastAsia"/>
-        </w:rPr>
-        <w:t>集团</w:t>
-      </w:r>
-      <w:r>
-        <w:rPr>
-          <w:rFonts w:ascii="宋体" w:eastAsia="宋体" w:hAnsi="宋体" w:hint="eastAsia"/>
-        </w:rPr>
-        <w:t>绩效考评业务的多智能体协同平台，核心理念是"把AI技能当数字员工"，通过六个专业智能体（智策/智管/智办/智巡/智评/智训）协同工作，实现从任务捕获到报告生成的全链条数字化闭环。</w:t>
-      </w:r>
-    </w:p>
-    <w:p>
-      <w:pPr>
-        <w:rPr>
-          <w:rFonts w:ascii="宋体" w:eastAsia="宋体" w:hAnsi="宋体"/>
-        </w:rPr>
-      </w:pPr>
-    </w:p>
-    <w:p>
-      <w:pPr>
-        <w:rPr>
-          <w:rFonts w:ascii="宋体" w:eastAsia="宋体" w:hAnsi="宋体" w:hint="eastAsia"/>
-          <w:sz w:val="44"/>
-          <w:szCs w:val="44"/>
-        </w:rPr>
-      </w:pPr>
-      <w:r>
-        <w:rPr>
-          <w:rFonts w:ascii="宋体" w:eastAsia="宋体" w:hAnsi="宋体" w:hint="eastAsia"/>
-          <w:sz w:val="44"/>
-          <w:szCs w:val="44"/>
-        </w:rPr>
-        <w:t>二、系统</w:t>
-      </w:r>
-      <w:r>
-        <w:rPr>
-          <w:rFonts w:ascii="宋体" w:eastAsia="宋体" w:hAnsi="宋体" w:hint="eastAsia"/>
-          <w:sz w:val="44"/>
-          <w:szCs w:val="44"/>
-        </w:rPr>
-        <w:t>功能总览</w:t>
-      </w:r>
-    </w:p>
-    <w:p>
-      <w:pPr>
-        <w:pStyle w:val="a3"/>
-        <w:numPr>
-          <w:ilvl w:val="0"/>
-          <w:numId w:val="3"/>
-        </w:numPr>
-        <w:ind w:firstLineChars="0"/>
-        <w:rPr>
-          <w:rFonts w:ascii="宋体" w:eastAsia="宋体" w:hAnsi="宋体" w:hint="eastAsia"/>
-        </w:rPr>
-      </w:pPr>
-      <w:r>
-        <w:rPr>
-          <w:rFonts w:ascii="宋体" w:eastAsia="宋体" w:hAnsi="宋体" w:hint="eastAsia"/>
-        </w:rPr>
-        <w:t>六员工作台：六个专业智能体各司其职</w:t>
-      </w:r>
-    </w:p>
-    <w:p>
-      <w:pPr>
-        <w:pStyle w:val="a3"/>
-        <w:ind w:left="420" w:firstLineChars="0" w:firstLine="0"/>
-        <w:rPr>
-          <w:rFonts w:ascii="宋体" w:eastAsia="宋体" w:hAnsi="宋体" w:hint="eastAsia"/>
-        </w:rPr>
-      </w:pPr>
-      <w:r>
-        <w:rPr>
-          <w:rFonts w:ascii="宋体" w:eastAsia="宋体" w:hAnsi="宋体" w:hint="eastAsia"/>
-        </w:rPr>
-        <w:t>智策（领导驾驶舱）：战略决策、风险预警</w:t>
-      </w:r>
-    </w:p>
-    <w:p>
-      <w:pPr>
-        <w:pStyle w:val="a3"/>
-        <w:ind w:left="420" w:firstLineChars="0" w:firstLine="0"/>
-        <w:rPr>
-          <w:rFonts w:ascii="宋体" w:eastAsia="宋体" w:hAnsi="宋体" w:hint="eastAsia"/>
-        </w:rPr>
-      </w:pPr>
-      <w:r>
-        <w:rPr>
-          <w:rFonts w:ascii="宋体" w:eastAsia="宋体" w:hAnsi="宋体" w:hint="eastAsia"/>
-        </w:rPr>
-        <w:t>智管（部门工作台）：任务分配、进度跟踪</w:t>
-      </w:r>
-    </w:p>
-    <w:p>
-      <w:pPr>
-        <w:pStyle w:val="a3"/>
-        <w:ind w:left="420" w:firstLineChars="0" w:firstLine="0"/>
-        <w:rPr>
-          <w:rFonts w:ascii="宋体" w:eastAsia="宋体" w:hAnsi="宋体" w:hint="eastAsia"/>
-        </w:rPr>
-      </w:pPr>
-      <w:r>
-        <w:rPr>
-          <w:rFonts w:ascii="宋体" w:eastAsia="宋体" w:hAnsi="宋体" w:hint="eastAsia"/>
-        </w:rPr>
-        <w:t>智办（经办人助手）：任务执行、材料归档</w:t>
-      </w:r>
-    </w:p>
-    <w:p>
-      <w:pPr>
-        <w:pStyle w:val="a3"/>
-        <w:ind w:left="420" w:firstLineChars="0" w:firstLine="0"/>
-        <w:rPr>
-          <w:rFonts w:ascii="宋体" w:eastAsia="宋体" w:hAnsi="宋体" w:hint="eastAsia"/>
-        </w:rPr>
-      </w:pPr>
-      <w:r>
-        <w:rPr>
-          <w:rFonts w:ascii="宋体" w:eastAsia="宋体" w:hAnsi="宋体" w:hint="eastAsia"/>
-        </w:rPr>
-        <w:t>智巡（审计核验）：合规检查、异常检测</w:t>
-      </w:r>
-    </w:p>
-    <w:p>
-      <w:pPr>
-        <w:pStyle w:val="a3"/>
-        <w:ind w:left="420" w:firstLineChars="0" w:firstLine="0"/>
-        <w:rPr>
-          <w:rFonts w:ascii="宋体" w:eastAsia="宋体" w:hAnsi="宋体" w:hint="eastAsia"/>
-        </w:rPr>
-      </w:pPr>
-      <w:r>
-        <w:rPr>
-          <w:rFonts w:ascii="宋体" w:eastAsia="宋体" w:hAnsi="宋体" w:hint="eastAsia"/>
-        </w:rPr>
-        <w:t>智评（考核评价）：指标计算、公平评估</w:t>
-      </w:r>
-    </w:p>
-    <w:p>
-      <w:pPr>
-        <w:pStyle w:val="a3"/>
-        <w:ind w:left="420" w:firstLineChars="0" w:firstLine="0"/>
-        <w:rPr>
-          <w:rFonts w:ascii="宋体" w:eastAsia="宋体" w:hAnsi="宋体" w:hint="eastAsia"/>
-        </w:rPr>
-      </w:pPr>
-      <w:r>
-        <w:rPr>
-          <w:rFonts w:ascii="宋体" w:eastAsia="宋体" w:hAnsi="宋体" w:hint="eastAsia"/>
-        </w:rPr>
-        <w:t>智训（知识助手）：知识检索、经验沉淀</w:t>
-      </w:r>
-    </w:p>
-    <w:p>
-      <w:pPr>
-        <w:rPr>
-          <w:rFonts w:ascii="宋体" w:eastAsia="宋体" w:hAnsi="宋体" w:hint="eastAsia"/>
-        </w:rPr>
-      </w:pPr>
-      <w:r>
-        <w:rPr>
-          <w:rFonts w:ascii="宋体" w:eastAsia="宋体" w:hAnsi="宋体" w:hint="eastAsia"/>
-        </w:rPr>
-        <w:t>能力画像：对六个智能体做能力打分和排序，像管理数字员工一样管理AI技能</w:t>
-      </w:r>
-    </w:p>
-    <w:p>
-      <w:pPr>
-        <w:pStyle w:val="a3"/>
-        <w:numPr>
-          <w:ilvl w:val="0"/>
-          <w:numId w:val="3"/>
-        </w:numPr>
-        <w:ind w:firstLineChars="0"/>
-        <w:rPr>
-          <w:rFonts w:ascii="宋体" w:eastAsia="宋体" w:hAnsi="宋体" w:hint="eastAsia"/>
-        </w:rPr>
-      </w:pPr>
-      <w:r>
-        <w:rPr>
-          <w:rFonts w:ascii="宋体" w:eastAsia="宋体" w:hAnsi="宋体" w:hint="eastAsia"/>
-        </w:rPr>
-        <w:t>四库一图：数据底座</w:t>
-      </w:r>
-      <w:r>
-        <w:rPr>
-          <w:rFonts w:ascii="宋体" w:eastAsia="宋体" w:hAnsi="宋体" w:hint="eastAsia"/>
-        </w:rPr>
-        <w:t>，例如</w:t>
-      </w:r>
-      <w:r>
-        <w:rPr>
-          <w:rFonts w:ascii="宋体" w:eastAsia="宋体" w:hAnsi="宋体" w:hint="eastAsia"/>
-        </w:rPr>
-        <w:t>指标库、知识库、绩效库、经验案例库</w:t>
-      </w:r>
-    </w:p>
-    <w:p>
-      <w:pPr>
-        <w:pStyle w:val="a3"/>
-        <w:numPr>
-          <w:ilvl w:val="0"/>
-          <w:numId w:val="3"/>
-        </w:numPr>
-        <w:ind w:firstLineChars="0"/>
-        <w:rPr>
-          <w:rFonts w:ascii="宋体" w:eastAsia="宋体" w:hAnsi="宋体" w:hint="eastAsia"/>
-        </w:rPr>
-      </w:pPr>
-      <w:r>
-        <w:rPr>
-          <w:rFonts w:ascii="宋体" w:eastAsia="宋体" w:hAnsi="宋体" w:hint="eastAsia"/>
-        </w:rPr>
-        <w:t>知识图谱：基于考评专属知识库三元组构建，21个本体实体+27条关系，三层结构（战略层→管理层→执行层），力导向布局可视化</w:t>
-      </w:r>
-    </w:p>
-    <w:p>
-      <w:pPr>
-        <w:pStyle w:val="a3"/>
-        <w:numPr>
-          <w:ilvl w:val="0"/>
-          <w:numId w:val="3"/>
-        </w:numPr>
-        <w:ind w:firstLineChars="0"/>
-        <w:rPr>
-          <w:rFonts w:ascii="宋体" w:eastAsia="宋体" w:hAnsi="宋体" w:hint="eastAsia"/>
-        </w:rPr>
-      </w:pPr>
-      <w:r>
-        <w:rPr>
-          <w:rFonts w:ascii="宋体" w:eastAsia="宋体" w:hAnsi="宋体" w:hint="eastAsia"/>
-        </w:rPr>
-        <w:t>十大环节：全链路作战条令</w:t>
-      </w:r>
-    </w:p>
-    <w:p>
-      <w:pPr>
-        <w:pStyle w:val="a3"/>
-        <w:ind w:left="420" w:firstLineChars="0" w:firstLine="0"/>
-        <w:rPr>
-          <w:rFonts w:ascii="宋体" w:eastAsia="宋体" w:hAnsi="宋体" w:hint="eastAsia"/>
-        </w:rPr>
-      </w:pPr>
-      <w:r>
-        <w:rPr>
-          <w:rFonts w:ascii="宋体" w:eastAsia="宋体" w:hAnsi="宋体" w:hint="eastAsia"/>
-        </w:rPr>
-        <w:t>规划期（做什么）：任务捕获→目标制定→任务分解</w:t>
-      </w:r>
-    </w:p>
-    <w:p>
-      <w:pPr>
-        <w:pStyle w:val="a3"/>
-        <w:ind w:left="420" w:firstLineChars="0" w:firstLine="0"/>
-        <w:rPr>
-          <w:rFonts w:ascii="宋体" w:eastAsia="宋体" w:hAnsi="宋体" w:hint="eastAsia"/>
-        </w:rPr>
-      </w:pPr>
-      <w:r>
-        <w:rPr>
-          <w:rFonts w:ascii="宋体" w:eastAsia="宋体" w:hAnsi="宋体" w:hint="eastAsia"/>
-        </w:rPr>
-        <w:t>执行期（怎么做）：指标生成→过程跟踪→风险预警→查访核验</w:t>
-      </w:r>
-    </w:p>
-    <w:p>
-      <w:pPr>
-        <w:pStyle w:val="a3"/>
-        <w:ind w:left="420" w:firstLineChars="0" w:firstLine="0"/>
-        <w:rPr>
-          <w:rFonts w:ascii="宋体" w:eastAsia="宋体" w:hAnsi="宋体" w:hint="eastAsia"/>
-        </w:rPr>
-      </w:pPr>
-      <w:r>
-        <w:rPr>
-          <w:rFonts w:ascii="宋体" w:eastAsia="宋体" w:hAnsi="宋体" w:hint="eastAsia"/>
-        </w:rPr>
-        <w:t>评价期（做得怎样）：考核评价→绩效反馈→报告生成</w:t>
-      </w:r>
-    </w:p>
-    <w:p>
-      <w:pPr>
-        <w:rPr>
-          <w:rFonts w:ascii="宋体" w:eastAsia="宋体" w:hAnsi="宋体" w:hint="eastAsia"/>
-        </w:rPr>
-      </w:pPr>
-      <w:r>
-        <w:rPr>
-          <w:rFonts w:ascii="宋体" w:eastAsia="宋体" w:hAnsi="宋体" w:hint="eastAsia"/>
-        </w:rPr>
-        <w:t>每个环节有明确的输入、AI处理、输出，上一环节的输出自动成为下一环节的输入</w:t>
-      </w:r>
-    </w:p>
-    <w:p>
-      <w:pPr>
-        <w:pStyle w:val="a3"/>
-        <w:numPr>
-          <w:ilvl w:val="0"/>
-          <w:numId w:val="3"/>
-        </w:numPr>
-        <w:ind w:firstLineChars="0"/>
-        <w:rPr>
-          <w:rFonts w:ascii="宋体" w:eastAsia="宋体" w:hAnsi="宋体" w:hint="eastAsia"/>
-        </w:rPr>
-      </w:pPr>
-      <w:r>
-        <w:rPr>
-          <w:rFonts w:ascii="宋体" w:eastAsia="宋体" w:hAnsi="宋体" w:hint="eastAsia"/>
-        </w:rPr>
-        <w:t>对话即操作：AI助手交互</w:t>
-      </w:r>
-      <w:r>
-        <w:rPr>
-          <w:rFonts w:ascii="宋体" w:eastAsia="宋体" w:hAnsi="宋体" w:hint="eastAsia"/>
-        </w:rPr>
-        <w:t>，</w:t>
-      </w:r>
-      <w:r>
-        <w:rPr>
-          <w:rFonts w:ascii="宋体" w:eastAsia="宋体" w:hAnsi="宋体" w:hint="eastAsia"/>
-        </w:rPr>
-        <w:t>有专属助手形象，支持自然语言发指令</w:t>
-      </w:r>
-      <w:r>
-        <w:rPr>
-          <w:rFonts w:ascii="宋体" w:eastAsia="宋体" w:hAnsi="宋体" w:hint="eastAsia"/>
-        </w:rPr>
-        <w:t>，</w:t>
-      </w:r>
-      <w:r>
-        <w:rPr>
-          <w:rFonts w:ascii="宋体" w:eastAsia="宋体" w:hAnsi="宋体" w:hint="eastAsia"/>
-        </w:rPr>
-        <w:t>可上传文档后持续对话</w:t>
-      </w:r>
-      <w:r>
-        <w:rPr>
-          <w:rFonts w:ascii="宋体" w:eastAsia="宋体" w:hAnsi="宋体" w:hint="eastAsia"/>
-        </w:rPr>
-        <w:t>，</w:t>
-      </w:r>
-      <w:r>
-        <w:rPr>
-          <w:rFonts w:ascii="宋体" w:eastAsia="宋体" w:hAnsi="宋体" w:hint="eastAsia"/>
-        </w:rPr>
-        <w:t>16种意图识别，根据用户角色给出不同回复</w:t>
-      </w:r>
-    </w:p>
-    <w:p>
-      <w:pPr>
-        <w:rPr>
-          <w:rFonts w:ascii="宋体" w:eastAsia="宋体" w:hAnsi="宋体"/>
-        </w:rPr>
-      </w:pPr>
-    </w:p>
-    <w:p>
-      <w:pPr>
-        <w:rPr>
-          <w:rFonts w:ascii="宋体" w:eastAsia="宋体" w:hAnsi="宋体" w:hint="eastAsia"/>
-          <w:sz w:val="36"/>
-          <w:szCs w:val="36"/>
-        </w:rPr>
-      </w:pPr>
-      <w:r>
-        <w:rPr>
-          <w:rFonts w:ascii="宋体" w:eastAsia="宋体" w:hAnsi="宋体" w:hint="eastAsia"/>
-          <w:sz w:val="36"/>
-          <w:szCs w:val="36"/>
-        </w:rPr>
-        <w:t>三、三种角色差异化界面</w:t>
-      </w:r>
-    </w:p>
-    <w:p>
-      <w:pPr>
-        <w:rPr>
-          <w:rFonts w:ascii="宋体" w:eastAsia="宋体" w:hAnsi="宋体" w:hint="eastAsia"/>
-        </w:rPr>
-      </w:pPr>
-      <w:r>
-        <w:rPr>
-          <w:rFonts w:ascii="宋体" w:eastAsia="宋体" w:hAnsi="宋体" w:hint="eastAsia"/>
-        </w:rPr>
-        <w:t>系统管理员（admin/admin123）：全功能+系统管理</w:t>
-      </w:r>
-    </w:p>
-    <w:p>
-      <w:pPr>
-        <w:rPr>
-          <w:rFonts w:ascii="宋体" w:eastAsia="宋体" w:hAnsi="宋体" w:hint="eastAsia"/>
-        </w:rPr>
-      </w:pPr>
-      <w:r>
-        <w:rPr>
-          <w:rFonts w:ascii="宋体" w:eastAsia="宋体" w:hAnsi="宋体" w:hint="eastAsia"/>
-        </w:rPr>
-        <w:t>绩效管理员（pfm/pfm123）：侧重智管/智办/智评+任务分解</w:t>
-      </w:r>
-    </w:p>
-    <w:p>
-      <w:pPr>
-        <w:rPr>
-          <w:rFonts w:ascii="宋体" w:eastAsia="宋体" w:hAnsi="宋体" w:hint="eastAsia"/>
-        </w:rPr>
-      </w:pPr>
-      <w:r>
-        <w:rPr>
-          <w:rFonts w:ascii="宋体" w:eastAsia="宋体" w:hAnsi="宋体" w:hint="eastAsia"/>
-        </w:rPr>
-        <w:t>绩效领导（pfl/pfl123）：侧重智策/智巡+决策支持</w:t>
-      </w:r>
-    </w:p>
-    <w:p>
-      <w:pPr>
-        <w:rPr>
-          <w:rFonts w:ascii="宋体" w:eastAsia="宋体" w:hAnsi="宋体"/>
-        </w:rPr>
-      </w:pPr>
-    </w:p>
-    <w:p>
-      <w:pPr>
-        <w:rPr>
-          <w:rFonts w:ascii="宋体" w:eastAsia="宋体" w:hAnsi="宋体" w:hint="eastAsia"/>
-          <w:sz w:val="36"/>
-          <w:szCs w:val="36"/>
-        </w:rPr>
-      </w:pPr>
-      <w:r>
-        <w:rPr>
-          <w:rFonts w:ascii="宋体" w:eastAsia="宋体" w:hAnsi="宋体" w:hint="eastAsia"/>
-          <w:sz w:val="36"/>
-          <w:szCs w:val="36"/>
-        </w:rPr>
-        <w:t>四、任务分解环节（重点功能）</w:t>
-      </w:r>
-    </w:p>
-    <w:p>
-      <w:pPr>
-        <w:rPr>
-          <w:rFonts w:ascii="宋体" w:eastAsia="宋体" w:hAnsi="宋体" w:hint="eastAsia"/>
-        </w:rPr>
-      </w:pPr>
-      <w:r>
-        <w:rPr>
-          <w:rFonts w:ascii="宋体" w:eastAsia="宋体" w:hAnsi="宋体" w:hint="eastAsia"/>
-        </w:rPr>
-        <w:t>根据各位老师的意见，任务分解环节做了重点改造：</w:t>
-      </w:r>
-    </w:p>
-    <w:p>
-      <w:pPr>
-        <w:pStyle w:val="a3"/>
-        <w:numPr>
-          <w:ilvl w:val="0"/>
-          <w:numId w:val="2"/>
-        </w:numPr>
-        <w:ind w:firstLineChars="0"/>
-        <w:rPr>
-          <w:rFonts w:ascii="宋体" w:eastAsia="宋体" w:hAnsi="宋体" w:hint="eastAsia"/>
-        </w:rPr>
-      </w:pPr>
-      <w:r>
-        <w:rPr>
-          <w:rFonts w:ascii="宋体" w:eastAsia="宋体" w:hAnsi="宋体" w:hint="eastAsia"/>
-        </w:rPr>
-        <w:t>底座知识预装：考评实施方案、处室职责目录、往年任务分配记录作为底座始终加载，工作人员只需输入任务文件（政府工作报告、营商环境行动计划、民生实事文件等），支持单份或批量分解</w:t>
-      </w:r>
-    </w:p>
-    <w:p>
-      <w:pPr>
-        <w:pStyle w:val="a3"/>
-        <w:numPr>
-          <w:ilvl w:val="0"/>
-          <w:numId w:val="2"/>
-        </w:numPr>
-        <w:ind w:firstLineChars="0"/>
-        <w:rPr>
-          <w:rFonts w:ascii="宋体" w:eastAsia="宋体" w:hAnsi="宋体" w:hint="eastAsia"/>
-        </w:rPr>
-      </w:pPr>
-      <w:r>
-        <w:rPr>
-          <w:rFonts w:ascii="宋体" w:eastAsia="宋体" w:hAnsi="宋体" w:hint="eastAsia"/>
-        </w:rPr>
-        <w:t>查重功能：分解后自动与已有任务查重，标注"重复/相似/新增"三种状态，重复任务高亮显示并注明与哪条已有任务重复</w:t>
-      </w:r>
-    </w:p>
-    <w:p>
-      <w:pPr>
-        <w:pStyle w:val="a3"/>
-        <w:numPr>
-          <w:ilvl w:val="0"/>
-          <w:numId w:val="2"/>
-        </w:numPr>
-        <w:ind w:firstLineChars="0"/>
-        <w:rPr>
-          <w:rFonts w:ascii="宋体" w:eastAsia="宋体" w:hAnsi="宋体" w:hint="eastAsia"/>
-        </w:rPr>
-      </w:pPr>
-      <w:r>
-        <w:rPr>
-          <w:rFonts w:ascii="宋体" w:eastAsia="宋体" w:hAnsi="宋体" w:hint="eastAsia"/>
+          <w:szCs w:val="21"/>
+        </w:rPr>
+      </w:pPr>
+      <w:r>
+        <w:rPr>
+          <w:rFonts w:ascii="宋体" w:eastAsia="宋体" w:hAnsi="宋体" w:hint="eastAsia"/>
+          <w:szCs w:val="21"/>
+        </w:rPr>
+        <w:t>**一、开场与系统定位 约 1 分钟**</w:t>
+      </w:r>
+    </w:p>
+    <w:p>
+      <w:pPr>
+        <w:rPr>
+          <w:rFonts w:ascii="宋体" w:eastAsia="宋体" w:hAnsi="宋体"/>
+          <w:szCs w:val="21"/>
+        </w:rPr>
+      </w:pPr>
+    </w:p>
+    <w:p>
+      <w:pPr>
+        <w:rPr>
+          <w:rFonts w:ascii="宋体" w:eastAsia="宋体" w:hAnsi="宋体" w:hint="eastAsia"/>
+          <w:szCs w:val="21"/>
+        </w:rPr>
+      </w:pPr>
+      <w:r>
+        <w:rPr>
+          <w:rFonts w:ascii="宋体" w:eastAsia="宋体" w:hAnsi="宋体" w:hint="eastAsia"/>
+          <w:szCs w:val="21"/>
+        </w:rPr>
+        <w:t>操作：停留在登录页，输入账号密码并登录。</w:t>
+      </w:r>
+    </w:p>
+    <w:p>
+      <w:pPr>
+        <w:rPr>
+          <w:rFonts w:ascii="宋体" w:eastAsia="宋体" w:hAnsi="宋体"/>
+          <w:szCs w:val="21"/>
+        </w:rPr>
+      </w:pPr>
+    </w:p>
+    <w:p>
+      <w:pPr>
+        <w:rPr>
+          <w:rFonts w:ascii="宋体" w:eastAsia="宋体" w:hAnsi="宋体" w:hint="eastAsia"/>
+          <w:szCs w:val="21"/>
+        </w:rPr>
+      </w:pPr>
+      <w:r>
+        <w:rPr>
+          <w:rFonts w:ascii="宋体" w:eastAsia="宋体" w:hAnsi="宋体" w:hint="eastAsia"/>
+          <w:szCs w:val="21"/>
+        </w:rPr>
+        <w:t>口播：</w:t>
+      </w:r>
+    </w:p>
+    <w:p>
+      <w:pPr>
+        <w:rPr>
+          <w:rFonts w:ascii="宋体" w:eastAsia="宋体" w:hAnsi="宋体"/>
+          <w:szCs w:val="21"/>
+        </w:rPr>
+      </w:pPr>
+    </w:p>
+    <w:p>
+      <w:pPr>
+        <w:rPr>
+          <w:rFonts w:ascii="宋体" w:eastAsia="宋体" w:hAnsi="宋体" w:hint="eastAsia"/>
+          <w:szCs w:val="21"/>
+        </w:rPr>
+      </w:pPr>
+      <w:r>
+        <w:rPr>
+          <w:rFonts w:ascii="宋体" w:eastAsia="宋体" w:hAnsi="宋体" w:hint="eastAsia"/>
+          <w:szCs w:val="21"/>
+        </w:rPr>
+        <w:t>各位领导好，今天演示的是“集团·智理通 V4.0”智慧考评系统。这个系统的定位，不是单独做一个报表，也不是简单展示任务清单，而是把年度绩效考评工作从“任务来源、目标制定、任务分解、过程跟踪、风险预警、考核评价、报告生成”全部串起来。</w:t>
+      </w:r>
+    </w:p>
+    <w:p>
+      <w:pPr>
+        <w:rPr>
+          <w:rFonts w:ascii="宋体" w:eastAsia="宋体" w:hAnsi="宋体"/>
+          <w:szCs w:val="21"/>
+        </w:rPr>
+      </w:pPr>
+    </w:p>
+    <w:p>
+      <w:pPr>
+        <w:rPr>
+          <w:rFonts w:ascii="宋体" w:eastAsia="宋体" w:hAnsi="宋体" w:hint="eastAsia"/>
+          <w:szCs w:val="21"/>
+        </w:rPr>
+      </w:pPr>
+      <w:r>
+        <w:rPr>
+          <w:rFonts w:ascii="宋体" w:eastAsia="宋体" w:hAnsi="宋体" w:hint="eastAsia"/>
+          <w:szCs w:val="21"/>
+        </w:rPr>
+        <w:t>它的核心理念是把 AI 能力当成多个数字员工来协同工作。系统里有智策、智管、智办、智巡、智评、智训几个智能体，分别对应决策分析、任务管理、经办执行、风险核验、考核评分和知识沉淀。后面我会按真实业务流程演示：任务进来以后，系统如何分解，如何自动制定目标，如何根据进展判断是否达标，如何给出扣分建议，最后如何生成处室年度体检报告。</w:t>
+      </w:r>
+    </w:p>
+    <w:p>
+      <w:pPr>
+        <w:rPr>
+          <w:rFonts w:ascii="宋体" w:eastAsia="宋体" w:hAnsi="宋体"/>
+          <w:szCs w:val="21"/>
+        </w:rPr>
+      </w:pPr>
+    </w:p>
+    <w:p>
+      <w:pPr>
+        <w:rPr>
+          <w:rFonts w:ascii="宋体" w:eastAsia="宋体" w:hAnsi="宋体" w:hint="eastAsia"/>
+          <w:szCs w:val="21"/>
+        </w:rPr>
+      </w:pPr>
+      <w:r>
+        <w:rPr>
+          <w:rFonts w:ascii="宋体" w:eastAsia="宋体" w:hAnsi="宋体" w:hint="eastAsia"/>
+          <w:szCs w:val="21"/>
+        </w:rPr>
+        <w:t>**二、首页总览 约 1 分钟**</w:t>
+      </w:r>
+    </w:p>
+    <w:p>
+      <w:pPr>
+        <w:rPr>
+          <w:rFonts w:ascii="宋体" w:eastAsia="宋体" w:hAnsi="宋体"/>
+          <w:szCs w:val="21"/>
+        </w:rPr>
+      </w:pPr>
+    </w:p>
+    <w:p>
+      <w:pPr>
+        <w:rPr>
+          <w:rFonts w:ascii="宋体" w:eastAsia="宋体" w:hAnsi="宋体" w:hint="eastAsia"/>
+          <w:szCs w:val="21"/>
+        </w:rPr>
+      </w:pPr>
+      <w:r>
+        <w:rPr>
+          <w:rFonts w:ascii="宋体" w:eastAsia="宋体" w:hAnsi="宋体" w:hint="eastAsia"/>
+          <w:szCs w:val="21"/>
+        </w:rPr>
+        <w:t>操作：登录后停留首页。</w:t>
+      </w:r>
+    </w:p>
+    <w:p>
+      <w:pPr>
+        <w:rPr>
+          <w:rFonts w:ascii="宋体" w:eastAsia="宋体" w:hAnsi="宋体"/>
+          <w:szCs w:val="21"/>
+        </w:rPr>
+      </w:pPr>
+    </w:p>
+    <w:p>
+      <w:pPr>
+        <w:rPr>
+          <w:rFonts w:ascii="宋体" w:eastAsia="宋体" w:hAnsi="宋体" w:hint="eastAsia"/>
+          <w:szCs w:val="21"/>
+        </w:rPr>
+      </w:pPr>
+      <w:r>
+        <w:rPr>
+          <w:rFonts w:ascii="宋体" w:eastAsia="宋体" w:hAnsi="宋体" w:hint="eastAsia"/>
+          <w:szCs w:val="21"/>
+        </w:rPr>
+        <w:t>口播：</w:t>
+      </w:r>
+    </w:p>
+    <w:p>
+      <w:pPr>
+        <w:rPr>
+          <w:rFonts w:ascii="宋体" w:eastAsia="宋体" w:hAnsi="宋体"/>
+          <w:szCs w:val="21"/>
+        </w:rPr>
+      </w:pPr>
+    </w:p>
+    <w:p>
+      <w:pPr>
+        <w:rPr>
+          <w:rFonts w:ascii="宋体" w:eastAsia="宋体" w:hAnsi="宋体" w:hint="eastAsia"/>
+          <w:szCs w:val="21"/>
+        </w:rPr>
+      </w:pPr>
+      <w:r>
+        <w:rPr>
+          <w:rFonts w:ascii="宋体" w:eastAsia="宋体" w:hAnsi="宋体" w:hint="eastAsia"/>
+          <w:szCs w:val="21"/>
+        </w:rPr>
+        <w:t>登录后首先看到的是领导总览页。这里展示的是当前全局运行态势，包括战略目标完成率、重点项目达成率、风险项目和待办任务。</w:t>
+      </w:r>
+    </w:p>
+    <w:p>
+      <w:pPr>
+        <w:rPr>
+          <w:rFonts w:ascii="宋体" w:eastAsia="宋体" w:hAnsi="宋体"/>
+          <w:szCs w:val="21"/>
+        </w:rPr>
+      </w:pPr>
+    </w:p>
+    <w:p>
+      <w:pPr>
+        <w:rPr>
+          <w:rFonts w:ascii="宋体" w:eastAsia="宋体" w:hAnsi="宋体" w:hint="eastAsia"/>
+          <w:szCs w:val="21"/>
+        </w:rPr>
+      </w:pPr>
+      <w:r>
+        <w:rPr>
+          <w:rFonts w:ascii="宋体" w:eastAsia="宋体" w:hAnsi="宋体" w:hint="eastAsia"/>
+          <w:szCs w:val="21"/>
+        </w:rPr>
+        <w:t>比如这里可以看到红灯项目、黄灯项目，以及各处室相关任务的进度情况。这个页面的作用是给领导快速看全局：哪些任务正常推进，哪些任务已经滞后，哪些事项需要督办。</w:t>
+      </w:r>
+    </w:p>
+    <w:p>
+      <w:pPr>
+        <w:rPr>
+          <w:rFonts w:ascii="宋体" w:eastAsia="宋体" w:hAnsi="宋体"/>
+          <w:szCs w:val="21"/>
+        </w:rPr>
+      </w:pPr>
+    </w:p>
+    <w:p>
+      <w:pPr>
+        <w:rPr>
+          <w:rFonts w:ascii="宋体" w:eastAsia="宋体" w:hAnsi="宋体" w:hint="eastAsia"/>
+          <w:szCs w:val="21"/>
+        </w:rPr>
+      </w:pPr>
+      <w:r>
+        <w:rPr>
+          <w:rFonts w:ascii="宋体" w:eastAsia="宋体" w:hAnsi="宋体" w:hint="eastAsia"/>
+          <w:szCs w:val="21"/>
+        </w:rPr>
+        <w:t>这不是一个静态首页，它背后的数据会来自后面的任务分解、过程跟踪、风险预警和考核评价。也就是说，前面每一步形成的数据，最后都会回流到这里，变成领导可看的态势图。</w:t>
+      </w:r>
+    </w:p>
+    <w:p>
+      <w:pPr>
+        <w:rPr>
+          <w:rFonts w:ascii="宋体" w:eastAsia="宋体" w:hAnsi="宋体"/>
+          <w:szCs w:val="21"/>
+        </w:rPr>
+      </w:pPr>
+    </w:p>
+    <w:p>
+      <w:pPr>
+        <w:rPr>
+          <w:rFonts w:ascii="宋体" w:eastAsia="宋体" w:hAnsi="宋体" w:hint="eastAsia"/>
+          <w:szCs w:val="21"/>
+        </w:rPr>
+      </w:pPr>
+      <w:r>
+        <w:rPr>
+          <w:rFonts w:ascii="宋体" w:eastAsia="宋体" w:hAnsi="宋体" w:hint="eastAsia"/>
+          <w:szCs w:val="21"/>
+        </w:rPr>
+        <w:t>**三、十大环节总览 约 1 分钟**</w:t>
+      </w:r>
+    </w:p>
+    <w:p>
+      <w:pPr>
+        <w:rPr>
+          <w:rFonts w:ascii="宋体" w:eastAsia="宋体" w:hAnsi="宋体"/>
+          <w:szCs w:val="21"/>
+        </w:rPr>
+      </w:pPr>
+    </w:p>
+    <w:p>
+      <w:pPr>
+        <w:rPr>
+          <w:rFonts w:ascii="宋体" w:eastAsia="宋体" w:hAnsi="宋体" w:hint="eastAsia"/>
+          <w:szCs w:val="21"/>
+        </w:rPr>
+      </w:pPr>
+      <w:r>
+        <w:rPr>
+          <w:rFonts w:ascii="宋体" w:eastAsia="宋体" w:hAnsi="宋体" w:hint="eastAsia"/>
+          <w:szCs w:val="21"/>
+        </w:rPr>
+        <w:t>操作：点击左侧菜单“十大环节”。</w:t>
+      </w:r>
+    </w:p>
+    <w:p>
+      <w:pPr>
+        <w:rPr>
+          <w:rFonts w:ascii="宋体" w:eastAsia="宋体" w:hAnsi="宋体"/>
+          <w:szCs w:val="21"/>
+        </w:rPr>
+      </w:pPr>
+    </w:p>
+    <w:p>
+      <w:pPr>
+        <w:rPr>
+          <w:rFonts w:ascii="宋体" w:eastAsia="宋体" w:hAnsi="宋体" w:hint="eastAsia"/>
+          <w:szCs w:val="21"/>
+        </w:rPr>
+      </w:pPr>
+      <w:r>
+        <w:rPr>
+          <w:rFonts w:ascii="宋体" w:eastAsia="宋体" w:hAnsi="宋体" w:hint="eastAsia"/>
+          <w:szCs w:val="21"/>
+        </w:rPr>
+        <w:t>口播：</w:t>
+      </w:r>
+    </w:p>
+    <w:p>
+      <w:pPr>
+        <w:rPr>
+          <w:rFonts w:ascii="宋体" w:eastAsia="宋体" w:hAnsi="宋体"/>
+          <w:szCs w:val="21"/>
+        </w:rPr>
+      </w:pPr>
+    </w:p>
+    <w:p>
+      <w:pPr>
+        <w:rPr>
+          <w:rFonts w:ascii="宋体" w:eastAsia="宋体" w:hAnsi="宋体" w:hint="eastAsia"/>
+          <w:szCs w:val="21"/>
+        </w:rPr>
+      </w:pPr>
+      <w:r>
+        <w:rPr>
+          <w:rFonts w:ascii="宋体" w:eastAsia="宋体" w:hAnsi="宋体" w:hint="eastAsia"/>
+          <w:szCs w:val="21"/>
+        </w:rPr>
+        <w:t>接下来进入“十大环节”。这个页面是系统的主流程，我们把绩效考评分成三个阶段。</w:t>
+      </w:r>
+    </w:p>
+    <w:p>
+      <w:pPr>
+        <w:rPr>
+          <w:rFonts w:ascii="宋体" w:eastAsia="宋体" w:hAnsi="宋体"/>
+          <w:szCs w:val="21"/>
+        </w:rPr>
+      </w:pPr>
+    </w:p>
+    <w:p>
+      <w:pPr>
+        <w:rPr>
+          <w:rFonts w:ascii="宋体" w:eastAsia="宋体" w:hAnsi="宋体" w:hint="eastAsia"/>
+          <w:szCs w:val="21"/>
+        </w:rPr>
+      </w:pPr>
+      <w:r>
+        <w:rPr>
+          <w:rFonts w:ascii="宋体" w:eastAsia="宋体" w:hAnsi="宋体" w:hint="eastAsia"/>
+          <w:szCs w:val="21"/>
+        </w:rPr>
+        <w:t>第一是规划期：任务捕获、目标制定、任务分解，解决“今年到底要干什么、目标是什么、谁来负责”。</w:t>
+      </w:r>
+    </w:p>
+    <w:p>
+      <w:pPr>
+        <w:rPr>
+          <w:rFonts w:ascii="宋体" w:eastAsia="宋体" w:hAnsi="宋体"/>
+          <w:szCs w:val="21"/>
+        </w:rPr>
+      </w:pPr>
+    </w:p>
+    <w:p>
+      <w:pPr>
+        <w:rPr>
+          <w:rFonts w:ascii="宋体" w:eastAsia="宋体" w:hAnsi="宋体" w:hint="eastAsia"/>
+          <w:szCs w:val="21"/>
+        </w:rPr>
+      </w:pPr>
+      <w:r>
+        <w:rPr>
+          <w:rFonts w:ascii="宋体" w:eastAsia="宋体" w:hAnsi="宋体" w:hint="eastAsia"/>
+          <w:szCs w:val="21"/>
+        </w:rPr>
+        <w:t>第二是执行期：指标生成、过程跟踪、风险预警、查访核验，解决“任务推进得怎么样、有没有风险、材料是否真实”。</w:t>
+      </w:r>
+    </w:p>
+    <w:p>
+      <w:pPr>
+        <w:rPr>
+          <w:rFonts w:ascii="宋体" w:eastAsia="宋体" w:hAnsi="宋体"/>
+          <w:szCs w:val="21"/>
+        </w:rPr>
+      </w:pPr>
+    </w:p>
+    <w:p>
+      <w:pPr>
+        <w:rPr>
+          <w:rFonts w:ascii="宋体" w:eastAsia="宋体" w:hAnsi="宋体" w:hint="eastAsia"/>
+          <w:szCs w:val="21"/>
+        </w:rPr>
+      </w:pPr>
+      <w:r>
+        <w:rPr>
+          <w:rFonts w:ascii="宋体" w:eastAsia="宋体" w:hAnsi="宋体" w:hint="eastAsia"/>
+          <w:szCs w:val="21"/>
+        </w:rPr>
+        <w:t>第三是评价期：考核评价、绩效反馈、报告生成，解决“做得怎么样、扣不扣分、问题在哪里、下一步怎么改”。</w:t>
+      </w:r>
+    </w:p>
+    <w:p>
+      <w:pPr>
+        <w:rPr>
+          <w:rFonts w:ascii="宋体" w:eastAsia="宋体" w:hAnsi="宋体"/>
+          <w:szCs w:val="21"/>
+        </w:rPr>
+      </w:pPr>
+    </w:p>
+    <w:p>
+      <w:pPr>
+        <w:rPr>
+          <w:rFonts w:ascii="宋体" w:eastAsia="宋体" w:hAnsi="宋体" w:hint="eastAsia"/>
+          <w:szCs w:val="21"/>
+        </w:rPr>
+      </w:pPr>
+      <w:r>
+        <w:rPr>
+          <w:rFonts w:ascii="宋体" w:eastAsia="宋体" w:hAnsi="宋体" w:hint="eastAsia"/>
+          <w:szCs w:val="21"/>
+        </w:rPr>
+        <w:t>这里每个环节都有明确的输入、AI 处理和输出。比如任务捕获输出任务清单，目标制定输出目标卡，任务分解输出任务分解表，报告生成最后输出绩效分析报告。这样就形成了一个闭环，而不是各个功能分散展示。</w:t>
+      </w:r>
+    </w:p>
+    <w:p>
+      <w:pPr>
+        <w:rPr>
+          <w:rFonts w:ascii="宋体" w:eastAsia="宋体" w:hAnsi="宋体"/>
+          <w:szCs w:val="21"/>
+        </w:rPr>
+      </w:pPr>
+    </w:p>
+    <w:p>
+      <w:pPr>
+        <w:rPr>
+          <w:rFonts w:ascii="宋体" w:eastAsia="宋体" w:hAnsi="宋体" w:hint="eastAsia"/>
+          <w:szCs w:val="21"/>
+        </w:rPr>
+      </w:pPr>
+      <w:r>
+        <w:rPr>
+          <w:rFonts w:ascii="宋体" w:eastAsia="宋体" w:hAnsi="宋体" w:hint="eastAsia"/>
+          <w:szCs w:val="21"/>
+        </w:rPr>
+        <w:t>**四、任务分解演示 约 2 分钟**</w:t>
+      </w:r>
+    </w:p>
+    <w:p>
+      <w:pPr>
+        <w:rPr>
+          <w:rFonts w:ascii="宋体" w:eastAsia="宋体" w:hAnsi="宋体"/>
+          <w:szCs w:val="21"/>
+        </w:rPr>
+      </w:pPr>
+    </w:p>
+    <w:p>
+      <w:pPr>
+        <w:rPr>
+          <w:rFonts w:ascii="宋体" w:eastAsia="宋体" w:hAnsi="宋体" w:hint="eastAsia"/>
+          <w:szCs w:val="21"/>
+        </w:rPr>
+      </w:pPr>
+      <w:r>
+        <w:rPr>
+          <w:rFonts w:ascii="宋体" w:eastAsia="宋体" w:hAnsi="宋体" w:hint="eastAsia"/>
+          <w:szCs w:val="21"/>
+        </w:rPr>
+        <w:t>操作：点击左侧“任务分解”，或从“十大环节”进入任务分解页。点击“开始分解”。</w:t>
+      </w:r>
+    </w:p>
+    <w:p>
+      <w:pPr>
+        <w:rPr>
+          <w:rFonts w:ascii="宋体" w:eastAsia="宋体" w:hAnsi="宋体"/>
+          <w:szCs w:val="21"/>
+        </w:rPr>
+      </w:pPr>
+    </w:p>
+    <w:p>
+      <w:pPr>
+        <w:rPr>
+          <w:rFonts w:ascii="宋体" w:eastAsia="宋体" w:hAnsi="宋体" w:hint="eastAsia"/>
+          <w:szCs w:val="21"/>
+        </w:rPr>
+      </w:pPr>
+      <w:r>
+        <w:rPr>
+          <w:rFonts w:ascii="宋体" w:eastAsia="宋体" w:hAnsi="宋体" w:hint="eastAsia"/>
+          <w:szCs w:val="21"/>
+        </w:rPr>
+        <w:t>口播：</w:t>
+      </w:r>
+    </w:p>
+    <w:p>
+      <w:pPr>
+        <w:rPr>
+          <w:rFonts w:ascii="宋体" w:eastAsia="宋体" w:hAnsi="宋体"/>
+          <w:szCs w:val="21"/>
+        </w:rPr>
+      </w:pPr>
+    </w:p>
+    <w:p>
+      <w:pPr>
+        <w:rPr>
+          <w:rFonts w:ascii="宋体" w:eastAsia="宋体" w:hAnsi="宋体" w:hint="eastAsia"/>
+          <w:szCs w:val="21"/>
+        </w:rPr>
+      </w:pPr>
+      <w:r>
+        <w:rPr>
+          <w:rFonts w:ascii="宋体" w:eastAsia="宋体" w:hAnsi="宋体" w:hint="eastAsia"/>
+          <w:szCs w:val="21"/>
+        </w:rPr>
+        <w:t>第一步我们看任务分解。实际工作中，每年会有政府工作报告、重点任务清单、行动计划、民生实事文件等大量材料，人工需要逐条筛选哪些任务涉及本单位，再判断是否重复、该分给哪个处室。</w:t>
+      </w:r>
+    </w:p>
+    <w:p>
+      <w:pPr>
+        <w:rPr>
+          <w:rFonts w:ascii="宋体" w:eastAsia="宋体" w:hAnsi="宋体"/>
+          <w:szCs w:val="21"/>
+        </w:rPr>
+      </w:pPr>
+    </w:p>
+    <w:p>
+      <w:pPr>
+        <w:rPr>
+          <w:rFonts w:ascii="宋体" w:eastAsia="宋体" w:hAnsi="宋体" w:hint="eastAsia"/>
+          <w:szCs w:val="21"/>
+        </w:rPr>
+      </w:pPr>
+      <w:r>
+        <w:rPr>
+          <w:rFonts w:ascii="宋体" w:eastAsia="宋体" w:hAnsi="宋体" w:hint="eastAsia"/>
+          <w:szCs w:val="21"/>
+        </w:rPr>
+        <w:t>在这个页面里，系统已经预装了底座知识，包括考评实施方案、处室职责目录、往年任务分配记录。工作人员只需要选择任务文件，点击开始分解。</w:t>
+      </w:r>
+    </w:p>
+    <w:p>
+      <w:pPr>
+        <w:rPr>
+          <w:rFonts w:ascii="宋体" w:eastAsia="宋体" w:hAnsi="宋体"/>
+          <w:szCs w:val="21"/>
+        </w:rPr>
+      </w:pPr>
+    </w:p>
+    <w:p>
+      <w:pPr>
+        <w:rPr>
+          <w:rFonts w:ascii="宋体" w:eastAsia="宋体" w:hAnsi="宋体" w:hint="eastAsia"/>
+          <w:szCs w:val="21"/>
+        </w:rPr>
+      </w:pPr>
+      <w:r>
+        <w:rPr>
+          <w:rFonts w:ascii="宋体" w:eastAsia="宋体" w:hAnsi="宋体" w:hint="eastAsia"/>
+          <w:szCs w:val="21"/>
+        </w:rPr>
+        <w:t>操作：点击“开始分解”，等待结果出现。</w:t>
+      </w:r>
+    </w:p>
+    <w:p>
+      <w:pPr>
+        <w:rPr>
+          <w:rFonts w:ascii="宋体" w:eastAsia="宋体" w:hAnsi="宋体"/>
+          <w:szCs w:val="21"/>
+        </w:rPr>
+      </w:pPr>
+    </w:p>
+    <w:p>
+      <w:pPr>
+        <w:rPr>
+          <w:rFonts w:ascii="宋体" w:eastAsia="宋体" w:hAnsi="宋体" w:hint="eastAsia"/>
+          <w:szCs w:val="21"/>
+        </w:rPr>
+      </w:pPr>
+      <w:r>
+        <w:rPr>
+          <w:rFonts w:ascii="宋体" w:eastAsia="宋体" w:hAnsi="宋体" w:hint="eastAsia"/>
+          <w:szCs w:val="21"/>
+        </w:rPr>
+        <w:t>口播：</w:t>
+      </w:r>
+    </w:p>
+    <w:p>
+      <w:pPr>
+        <w:rPr>
+          <w:rFonts w:ascii="宋体" w:eastAsia="宋体" w:hAnsi="宋体"/>
+          <w:szCs w:val="21"/>
+        </w:rPr>
+      </w:pPr>
+    </w:p>
+    <w:p>
+      <w:pPr>
+        <w:rPr>
+          <w:rFonts w:ascii="宋体" w:eastAsia="宋体" w:hAnsi="宋体" w:hint="eastAsia"/>
+          <w:szCs w:val="21"/>
+        </w:rPr>
+      </w:pPr>
+      <w:r>
+        <w:rPr>
+          <w:rFonts w:ascii="宋体" w:eastAsia="宋体" w:hAnsi="宋体" w:hint="eastAsia"/>
+          <w:szCs w:val="21"/>
+        </w:rPr>
+        <w:t>系统会自动完成几件事。</w:t>
+      </w:r>
+    </w:p>
+    <w:p>
+      <w:pPr>
+        <w:rPr>
+          <w:rFonts w:ascii="宋体" w:eastAsia="宋体" w:hAnsi="宋体"/>
+          <w:szCs w:val="21"/>
+        </w:rPr>
+      </w:pPr>
+    </w:p>
+    <w:p>
+      <w:pPr>
+        <w:rPr>
+          <w:rFonts w:ascii="宋体" w:eastAsia="宋体" w:hAnsi="宋体" w:hint="eastAsia"/>
+          <w:szCs w:val="21"/>
+        </w:rPr>
+      </w:pPr>
+      <w:r>
+        <w:rPr>
+          <w:rFonts w:ascii="宋体" w:eastAsia="宋体" w:hAnsi="宋体" w:hint="eastAsia"/>
+          <w:szCs w:val="21"/>
+        </w:rPr>
+        <w:t>第一，自动提取涉及市发展改革委的任务。</w:t>
+      </w:r>
+    </w:p>
+    <w:p>
+      <w:pPr>
+        <w:rPr>
+          <w:rFonts w:ascii="宋体" w:eastAsia="宋体" w:hAnsi="宋体"/>
+          <w:szCs w:val="21"/>
+        </w:rPr>
+      </w:pPr>
+    </w:p>
+    <w:p>
+      <w:pPr>
+        <w:rPr>
+          <w:rFonts w:ascii="宋体" w:eastAsia="宋体" w:hAnsi="宋体" w:hint="eastAsia"/>
+          <w:szCs w:val="21"/>
+        </w:rPr>
+      </w:pPr>
+      <w:r>
+        <w:rPr>
+          <w:rFonts w:ascii="宋体" w:eastAsia="宋体" w:hAnsi="宋体" w:hint="eastAsia"/>
+          <w:szCs w:val="21"/>
+        </w:rPr>
+        <w:t>第二，对不同来源但内容相近的任务做查重和整合，区分重复、相似和新增。</w:t>
+      </w:r>
+    </w:p>
+    <w:p>
+      <w:pPr>
+        <w:rPr>
+          <w:rFonts w:ascii="宋体" w:eastAsia="宋体" w:hAnsi="宋体"/>
+          <w:szCs w:val="21"/>
+        </w:rPr>
+      </w:pPr>
+    </w:p>
+    <w:p>
+      <w:pPr>
+        <w:rPr>
+          <w:rFonts w:ascii="宋体" w:eastAsia="宋体" w:hAnsi="宋体" w:hint="eastAsia"/>
+          <w:szCs w:val="21"/>
+        </w:rPr>
+      </w:pPr>
+      <w:r>
+        <w:rPr>
+          <w:rFonts w:ascii="宋体" w:eastAsia="宋体" w:hAnsi="宋体" w:hint="eastAsia"/>
+          <w:szCs w:val="21"/>
+        </w:rPr>
+        <w:t>第三，结合处室职责和历史分工，自动建议责任处室。比如有些任务从职责看可能归一个处室，但往年稳定由另一个处室承担，系统会采用“往年优先”的原则，并标注原因。</w:t>
+      </w:r>
+    </w:p>
+    <w:p>
+      <w:pPr>
+        <w:rPr>
+          <w:rFonts w:ascii="宋体" w:eastAsia="宋体" w:hAnsi="宋体"/>
+          <w:szCs w:val="21"/>
+        </w:rPr>
+      </w:pPr>
+    </w:p>
+    <w:p>
+      <w:pPr>
+        <w:rPr>
+          <w:rFonts w:ascii="宋体" w:eastAsia="宋体" w:hAnsi="宋体" w:hint="eastAsia"/>
+          <w:szCs w:val="21"/>
+        </w:rPr>
+      </w:pPr>
+      <w:r>
+        <w:rPr>
+          <w:rFonts w:ascii="宋体" w:eastAsia="宋体" w:hAnsi="宋体" w:hint="eastAsia"/>
+          <w:szCs w:val="21"/>
+        </w:rPr>
+        <w:t>第四，输出任务书。既可以看全量任务书，也可以看分处室任务书，方便后续下发确认。</w:t>
+      </w:r>
+    </w:p>
+    <w:p>
+      <w:pPr>
+        <w:rPr>
+          <w:rFonts w:ascii="宋体" w:eastAsia="宋体" w:hAnsi="宋体"/>
+          <w:szCs w:val="21"/>
+        </w:rPr>
+      </w:pPr>
+    </w:p>
+    <w:p>
+      <w:pPr>
+        <w:rPr>
+          <w:rFonts w:ascii="宋体" w:eastAsia="宋体" w:hAnsi="宋体" w:hint="eastAsia"/>
+          <w:szCs w:val="21"/>
+        </w:rPr>
+      </w:pPr>
+      <w:r>
+        <w:rPr>
+          <w:rFonts w:ascii="宋体" w:eastAsia="宋体" w:hAnsi="宋体" w:hint="eastAsia"/>
+          <w:szCs w:val="21"/>
+        </w:rPr>
+        <w:t>这里的价值是把原来 3-4 小时一批次的人工筛选、复制、比对、分派，压缩成几十秒级的自动生成，人工主要负责复核。</w:t>
+      </w:r>
+    </w:p>
+    <w:p>
+      <w:pPr>
+        <w:rPr>
+          <w:rFonts w:ascii="宋体" w:eastAsia="宋体" w:hAnsi="宋体"/>
+          <w:szCs w:val="21"/>
+        </w:rPr>
+      </w:pPr>
+    </w:p>
+    <w:p>
+      <w:pPr>
+        <w:rPr>
+          <w:rFonts w:ascii="宋体" w:eastAsia="宋体" w:hAnsi="宋体" w:hint="eastAsia"/>
+          <w:szCs w:val="21"/>
+        </w:rPr>
+      </w:pPr>
+      <w:r>
+        <w:rPr>
+          <w:rFonts w:ascii="宋体" w:eastAsia="宋体" w:hAnsi="宋体" w:hint="eastAsia"/>
+          <w:szCs w:val="21"/>
+        </w:rPr>
+        <w:t>**五、目标自动制定演示 约 2 分钟**</w:t>
+      </w:r>
+    </w:p>
+    <w:p>
+      <w:pPr>
+        <w:rPr>
+          <w:rFonts w:ascii="宋体" w:eastAsia="宋体" w:hAnsi="宋体"/>
+          <w:szCs w:val="21"/>
+        </w:rPr>
+      </w:pPr>
+    </w:p>
+    <w:p>
+      <w:pPr>
+        <w:rPr>
+          <w:rFonts w:ascii="宋体" w:eastAsia="宋体" w:hAnsi="宋体" w:hint="eastAsia"/>
+          <w:szCs w:val="21"/>
+        </w:rPr>
+      </w:pPr>
+      <w:r>
+        <w:rPr>
+          <w:rFonts w:ascii="宋体" w:eastAsia="宋体" w:hAnsi="宋体" w:hint="eastAsia"/>
+          <w:szCs w:val="21"/>
         </w:rPr>
         <w:lastRenderedPageBreak/>
-        <w:t>目标审核：四重校验——总量校验（分解任务数vs考评方案要求）、往年对比（新增/延续/调整）、处室覆盖率、目标可量化性。同时支持AI自主制定目标：系统根据考评方案和处室职责自动生成目标建议，处室申报不了的由系统补齐，工作人员可逐条采纳或忽略</w:t>
-      </w:r>
-    </w:p>
-    <w:p>
-      <w:pPr>
-        <w:pStyle w:val="a3"/>
-        <w:numPr>
-          <w:ilvl w:val="0"/>
-          <w:numId w:val="2"/>
-        </w:numPr>
-        <w:ind w:firstLineChars="0"/>
-        <w:rPr>
-          <w:rFonts w:ascii="宋体" w:eastAsia="宋体" w:hAnsi="宋体" w:hint="eastAsia"/>
-        </w:rPr>
-      </w:pPr>
-      <w:r>
-        <w:rPr>
-          <w:rFonts w:ascii="宋体" w:eastAsia="宋体" w:hAnsi="宋体" w:hint="eastAsia"/>
-        </w:rPr>
-        <w:t>往年优先：系统建议处室与往年不一致时，往年分配优先。例如"数字经济标杆城市建设"这条任务，系统根据职责匹配建议分配社会处，但往年分配的是审批处，输出结果为审批处，并标注"往年优先"</w:t>
-      </w:r>
-    </w:p>
-    <w:p>
-      <w:pPr>
-        <w:pStyle w:val="a3"/>
-        <w:numPr>
-          <w:ilvl w:val="0"/>
-          <w:numId w:val="2"/>
-        </w:numPr>
-        <w:ind w:firstLineChars="0"/>
-        <w:rPr>
-          <w:rFonts w:ascii="宋体" w:eastAsia="宋体" w:hAnsi="宋体" w:hint="eastAsia"/>
-        </w:rPr>
-      </w:pPr>
-      <w:r>
-        <w:rPr>
-          <w:rFonts w:ascii="宋体" w:eastAsia="宋体" w:hAnsi="宋体" w:hint="eastAsia"/>
-        </w:rPr>
-        <w:t>导出功能：支持Word和Excel两种格式导出</w:t>
-      </w:r>
-    </w:p>
-    <w:p>
-      <w:pPr>
-        <w:pStyle w:val="a3"/>
-        <w:numPr>
-          <w:ilvl w:val="0"/>
-          <w:numId w:val="2"/>
-        </w:numPr>
-        <w:ind w:firstLineChars="0"/>
-        <w:rPr>
-          <w:rFonts w:ascii="宋体" w:eastAsia="宋体" w:hAnsi="宋体" w:hint="eastAsia"/>
-        </w:rPr>
-      </w:pPr>
-      <w:r>
-        <w:rPr>
-          <w:rFonts w:ascii="宋体" w:eastAsia="宋体" w:hAnsi="宋体" w:hint="eastAsia"/>
-        </w:rPr>
-        <w:t>任务书两套：全量任务书（所有任务+处室的完整表格）和分处室任务书（每个处室一份独立任务书，Tab切换查看）</w:t>
-      </w:r>
-    </w:p>
-    <w:p>
-      <w:pPr>
-        <w:rPr>
-          <w:rFonts w:ascii="宋体" w:eastAsia="宋体" w:hAnsi="宋体"/>
-        </w:rPr>
-      </w:pPr>
-    </w:p>
-    <w:p>
-      <w:pPr>
-        <w:rPr>
-          <w:rFonts w:ascii="宋体" w:eastAsia="宋体" w:hAnsi="宋体" w:hint="eastAsia"/>
-          <w:sz w:val="36"/>
-          <w:szCs w:val="36"/>
-        </w:rPr>
-      </w:pPr>
-      <w:r>
-        <w:rPr>
-          <w:rFonts w:ascii="宋体" w:eastAsia="宋体" w:hAnsi="宋体" w:hint="eastAsia"/>
-          <w:sz w:val="36"/>
-          <w:szCs w:val="36"/>
-        </w:rPr>
-        <w:t>五、其他已完善的功能</w:t>
-      </w:r>
-    </w:p>
-    <w:p>
-      <w:pPr>
-        <w:pStyle w:val="a3"/>
-        <w:numPr>
-          <w:ilvl w:val="0"/>
-          <w:numId w:val="1"/>
-        </w:numPr>
-        <w:ind w:firstLineChars="0"/>
-        <w:rPr>
-          <w:rFonts w:ascii="宋体" w:eastAsia="宋体" w:hAnsi="宋体" w:hint="eastAsia"/>
-        </w:rPr>
-      </w:pPr>
-      <w:r>
-        <w:rPr>
-          <w:rFonts w:ascii="宋体" w:eastAsia="宋体" w:hAnsi="宋体" w:hint="eastAsia"/>
-        </w:rPr>
-        <w:t>目标制定环节：新增专属页面，含目标质量雷达图+AI建议+考评指标对齐</w:t>
-      </w:r>
-    </w:p>
-    <w:p>
-      <w:pPr>
-        <w:pStyle w:val="a3"/>
-        <w:numPr>
-          <w:ilvl w:val="0"/>
-          <w:numId w:val="1"/>
-        </w:numPr>
-        <w:ind w:firstLineChars="0"/>
-        <w:rPr>
-          <w:rFonts w:ascii="宋体" w:eastAsia="宋体" w:hAnsi="宋体" w:hint="eastAsia"/>
-        </w:rPr>
-      </w:pPr>
-      <w:r>
-        <w:rPr>
-          <w:rFonts w:ascii="宋体" w:eastAsia="宋体" w:hAnsi="宋体" w:hint="eastAsia"/>
-        </w:rPr>
-        <w:t>过程跟踪：任务类型改为政策研究、规划编制、方案制定等发改委典型任务</w:t>
-      </w:r>
-    </w:p>
-    <w:p>
-      <w:pPr>
-        <w:pStyle w:val="a3"/>
-        <w:numPr>
-          <w:ilvl w:val="0"/>
-          <w:numId w:val="1"/>
-        </w:numPr>
-        <w:ind w:firstLineChars="0"/>
-        <w:rPr>
-          <w:rFonts w:ascii="宋体" w:eastAsia="宋体" w:hAnsi="宋体" w:hint="eastAsia"/>
-        </w:rPr>
-      </w:pPr>
-      <w:r>
-        <w:rPr>
-          <w:rFonts w:ascii="宋体" w:eastAsia="宋体" w:hAnsi="宋体" w:hint="eastAsia"/>
-        </w:rPr>
-        <w:t>考核评价：部门改为发改委各处室，评分维度与考评方案对齐</w:t>
-      </w:r>
-    </w:p>
-    <w:p>
-      <w:pPr>
-        <w:pStyle w:val="a3"/>
-        <w:numPr>
-          <w:ilvl w:val="0"/>
-          <w:numId w:val="1"/>
-        </w:numPr>
-        <w:ind w:firstLineChars="0"/>
-        <w:rPr>
-          <w:rFonts w:ascii="宋体" w:eastAsia="宋体" w:hAnsi="宋体" w:hint="eastAsia"/>
-        </w:rPr>
-      </w:pPr>
-      <w:r>
-        <w:rPr>
-          <w:rFonts w:ascii="宋体" w:eastAsia="宋体" w:hAnsi="宋体" w:hint="eastAsia"/>
-        </w:rPr>
-        <w:t>报告生成：5种报告模板（年度绩效分析、处室画像、风险预警、季度总结、改进建议），支持章节预览和AI辅助生成</w:t>
-      </w:r>
-    </w:p>
-    <w:p>
-      <w:pPr>
-        <w:rPr>
-          <w:rFonts w:ascii="宋体" w:eastAsia="宋体" w:hAnsi="宋体"/>
-        </w:rPr>
-      </w:pPr>
-    </w:p>
-    <w:p>
-      <w:pPr>
-        <w:rPr>
-          <w:rFonts w:ascii="宋体" w:eastAsia="宋体" w:hAnsi="宋体"/>
-        </w:rPr>
-      </w:pPr>
-    </w:p>
-    <w:p>
-      <w:pPr>
-        <w:rPr>
-          <w:rFonts w:ascii="宋体" w:eastAsia="宋体" w:hAnsi="宋体" w:hint="eastAsia"/>
-        </w:rPr>
-      </w:pPr>
-      <w:r>
-        <w:rPr>
-          <w:rFonts w:ascii="宋体" w:eastAsia="宋体" w:hAnsi="宋体" w:hint="eastAsia"/>
-        </w:rPr>
-        <w:t>系统地址：https://16zyc.github.io/zhi-li-tong-v4/ 欢迎大家体验并提出进一步改进意见！</w:t>
-      </w:r>
-    </w:p>
-    <w:p>
-      <w:pPr>
-        <w:rPr>
-          <w:rFonts w:ascii="宋体" w:eastAsia="宋体" w:hAnsi="宋体"/>
-        </w:rPr>
-      </w:pPr>
+        <w:t>操作：回到“十大环节”，点击“目标制定”。向下滚动到“现场演示：输入任务后自动制定目标”。</w:t>
+      </w:r>
+    </w:p>
+    <w:p>
+      <w:pPr>
+        <w:rPr>
+          <w:rFonts w:ascii="宋体" w:eastAsia="宋体" w:hAnsi="宋体"/>
+          <w:szCs w:val="21"/>
+        </w:rPr>
+      </w:pPr>
+    </w:p>
+    <w:p>
+      <w:pPr>
+        <w:rPr>
+          <w:rFonts w:ascii="宋体" w:eastAsia="宋体" w:hAnsi="宋体" w:hint="eastAsia"/>
+          <w:szCs w:val="21"/>
+        </w:rPr>
+      </w:pPr>
+      <w:r>
+        <w:rPr>
+          <w:rFonts w:ascii="宋体" w:eastAsia="宋体" w:hAnsi="宋体" w:hint="eastAsia"/>
+          <w:szCs w:val="21"/>
+        </w:rPr>
+        <w:t>口播：</w:t>
+      </w:r>
+    </w:p>
+    <w:p>
+      <w:pPr>
+        <w:rPr>
+          <w:rFonts w:ascii="宋体" w:eastAsia="宋体" w:hAnsi="宋体"/>
+          <w:szCs w:val="21"/>
+        </w:rPr>
+      </w:pPr>
+    </w:p>
+    <w:p>
+      <w:pPr>
+        <w:rPr>
+          <w:rFonts w:ascii="宋体" w:eastAsia="宋体" w:hAnsi="宋体" w:hint="eastAsia"/>
+          <w:szCs w:val="21"/>
+        </w:rPr>
+      </w:pPr>
+      <w:r>
+        <w:rPr>
+          <w:rFonts w:ascii="宋体" w:eastAsia="宋体" w:hAnsi="宋体" w:hint="eastAsia"/>
+          <w:szCs w:val="21"/>
+        </w:rPr>
+        <w:t>任务分解之后，下一步就是目标制定。很多任务文件只写了任务内容，但没有直接写清楚年度目标和季度预案。过去需要工作人员自己判断任务类型，再手工拆目标。</w:t>
+      </w:r>
+    </w:p>
+    <w:p>
+      <w:pPr>
+        <w:rPr>
+          <w:rFonts w:ascii="宋体" w:eastAsia="宋体" w:hAnsi="宋体"/>
+          <w:szCs w:val="21"/>
+        </w:rPr>
+      </w:pPr>
+    </w:p>
+    <w:p>
+      <w:pPr>
+        <w:rPr>
+          <w:rFonts w:ascii="宋体" w:eastAsia="宋体" w:hAnsi="宋体" w:hint="eastAsia"/>
+          <w:szCs w:val="21"/>
+        </w:rPr>
+      </w:pPr>
+      <w:r>
+        <w:rPr>
+          <w:rFonts w:ascii="宋体" w:eastAsia="宋体" w:hAnsi="宋体" w:hint="eastAsia"/>
+          <w:szCs w:val="21"/>
+        </w:rPr>
+        <w:t>这里我们演示一个具体例子。系统中输入的是：“扎实推进建设规模减量，治理违法建设2000万平方米，实现城乡建设用地再减量约5.4平方公里。”</w:t>
+      </w:r>
+    </w:p>
+    <w:p>
+      <w:pPr>
+        <w:rPr>
+          <w:rFonts w:ascii="宋体" w:eastAsia="宋体" w:hAnsi="宋体"/>
+          <w:szCs w:val="21"/>
+        </w:rPr>
+      </w:pPr>
+    </w:p>
+    <w:p>
+      <w:pPr>
+        <w:rPr>
+          <w:rFonts w:ascii="宋体" w:eastAsia="宋体" w:hAnsi="宋体" w:hint="eastAsia"/>
+          <w:szCs w:val="21"/>
+        </w:rPr>
+      </w:pPr>
+      <w:r>
+        <w:rPr>
+          <w:rFonts w:ascii="宋体" w:eastAsia="宋体" w:hAnsi="宋体" w:hint="eastAsia"/>
+          <w:szCs w:val="21"/>
+        </w:rPr>
+        <w:t>操作：点击“自动制定目标”。</w:t>
+      </w:r>
+    </w:p>
+    <w:p>
+      <w:pPr>
+        <w:rPr>
+          <w:rFonts w:ascii="宋体" w:eastAsia="宋体" w:hAnsi="宋体"/>
+          <w:szCs w:val="21"/>
+        </w:rPr>
+      </w:pPr>
+    </w:p>
+    <w:p>
+      <w:pPr>
+        <w:rPr>
+          <w:rFonts w:ascii="宋体" w:eastAsia="宋体" w:hAnsi="宋体" w:hint="eastAsia"/>
+          <w:szCs w:val="21"/>
+        </w:rPr>
+      </w:pPr>
+      <w:r>
+        <w:rPr>
+          <w:rFonts w:ascii="宋体" w:eastAsia="宋体" w:hAnsi="宋体" w:hint="eastAsia"/>
+          <w:szCs w:val="21"/>
+        </w:rPr>
+        <w:t>口播：</w:t>
+      </w:r>
+    </w:p>
+    <w:p>
+      <w:pPr>
+        <w:rPr>
+          <w:rFonts w:ascii="宋体" w:eastAsia="宋体" w:hAnsi="宋体"/>
+          <w:szCs w:val="21"/>
+        </w:rPr>
+      </w:pPr>
+    </w:p>
+    <w:p>
+      <w:pPr>
+        <w:rPr>
+          <w:rFonts w:ascii="宋体" w:eastAsia="宋体" w:hAnsi="宋体" w:hint="eastAsia"/>
+          <w:szCs w:val="21"/>
+        </w:rPr>
+      </w:pPr>
+      <w:r>
+        <w:rPr>
+          <w:rFonts w:ascii="宋体" w:eastAsia="宋体" w:hAnsi="宋体" w:hint="eastAsia"/>
+          <w:szCs w:val="21"/>
+        </w:rPr>
+        <w:t>系统首先识别任务类型，这里识别为“指标数值类”。然后自动提取两个量化指标：治理违法建设 2000 万平方米，城乡建设用地再减量约 5.4 平方公里。</w:t>
+      </w:r>
+    </w:p>
+    <w:p>
+      <w:pPr>
+        <w:rPr>
+          <w:rFonts w:ascii="宋体" w:eastAsia="宋体" w:hAnsi="宋体"/>
+          <w:szCs w:val="21"/>
+        </w:rPr>
+      </w:pPr>
+    </w:p>
+    <w:p>
+      <w:pPr>
+        <w:rPr>
+          <w:rFonts w:ascii="宋体" w:eastAsia="宋体" w:hAnsi="宋体" w:hint="eastAsia"/>
+          <w:szCs w:val="21"/>
+        </w:rPr>
+      </w:pPr>
+      <w:r>
+        <w:rPr>
+          <w:rFonts w:ascii="宋体" w:eastAsia="宋体" w:hAnsi="宋体" w:hint="eastAsia"/>
+          <w:szCs w:val="21"/>
+        </w:rPr>
+        <w:t>系统会进一步生成年度目标、6 月预案和 9 月预案。比如 6 月底前完成 60%，9 月底前全面完成，并形成台账、核验和归档材料。</w:t>
+      </w:r>
+    </w:p>
+    <w:p>
+      <w:pPr>
+        <w:rPr>
+          <w:rFonts w:ascii="宋体" w:eastAsia="宋体" w:hAnsi="宋体"/>
+          <w:szCs w:val="21"/>
+        </w:rPr>
+      </w:pPr>
+    </w:p>
+    <w:p>
+      <w:pPr>
+        <w:rPr>
+          <w:rFonts w:ascii="宋体" w:eastAsia="宋体" w:hAnsi="宋体" w:hint="eastAsia"/>
+          <w:szCs w:val="21"/>
+        </w:rPr>
+      </w:pPr>
+      <w:r>
+        <w:rPr>
+          <w:rFonts w:ascii="宋体" w:eastAsia="宋体" w:hAnsi="宋体" w:hint="eastAsia"/>
+          <w:szCs w:val="21"/>
+        </w:rPr>
+        <w:t>同时右侧会做目标质量检查，包括目标是否量化、时间节点是否明确、是否可核验。这个演示点很重要，因为它体现的不是简单生成文字，而是把任务变成了可考核、可跟踪、可评分的目标卡。</w:t>
+      </w:r>
+    </w:p>
+    <w:p>
+      <w:pPr>
+        <w:rPr>
+          <w:rFonts w:ascii="宋体" w:eastAsia="宋体" w:hAnsi="宋体"/>
+          <w:szCs w:val="21"/>
+        </w:rPr>
+      </w:pPr>
+    </w:p>
+    <w:p>
+      <w:pPr>
+        <w:rPr>
+          <w:rFonts w:ascii="宋体" w:eastAsia="宋体" w:hAnsi="宋体" w:hint="eastAsia"/>
+          <w:szCs w:val="21"/>
+        </w:rPr>
+      </w:pPr>
+      <w:r>
+        <w:rPr>
+          <w:rFonts w:ascii="宋体" w:eastAsia="宋体" w:hAnsi="宋体" w:hint="eastAsia"/>
+          <w:szCs w:val="21"/>
+        </w:rPr>
+        <w:t>操作：可以切换下拉框到“文件印发类：协同规划”，再点一次“自动制定目标”。</w:t>
+      </w:r>
+    </w:p>
+    <w:p>
+      <w:pPr>
+        <w:rPr>
+          <w:rFonts w:ascii="宋体" w:eastAsia="宋体" w:hAnsi="宋体"/>
+          <w:szCs w:val="21"/>
+        </w:rPr>
+      </w:pPr>
+    </w:p>
+    <w:p>
+      <w:pPr>
+        <w:rPr>
+          <w:rFonts w:ascii="宋体" w:eastAsia="宋体" w:hAnsi="宋体" w:hint="eastAsia"/>
+          <w:szCs w:val="21"/>
+        </w:rPr>
+      </w:pPr>
+      <w:r>
+        <w:rPr>
+          <w:rFonts w:ascii="宋体" w:eastAsia="宋体" w:hAnsi="宋体" w:hint="eastAsia"/>
+          <w:szCs w:val="21"/>
+        </w:rPr>
+        <w:t>口播：</w:t>
+      </w:r>
+    </w:p>
+    <w:p>
+      <w:pPr>
+        <w:rPr>
+          <w:rFonts w:ascii="宋体" w:eastAsia="宋体" w:hAnsi="宋体"/>
+          <w:szCs w:val="21"/>
+        </w:rPr>
+      </w:pPr>
+    </w:p>
+    <w:p>
+      <w:pPr>
+        <w:rPr>
+          <w:rFonts w:ascii="宋体" w:eastAsia="宋体" w:hAnsi="宋体" w:hint="eastAsia"/>
+          <w:szCs w:val="21"/>
+        </w:rPr>
+      </w:pPr>
+      <w:r>
+        <w:rPr>
+          <w:rFonts w:ascii="宋体" w:eastAsia="宋体" w:hAnsi="宋体" w:hint="eastAsia"/>
+          <w:szCs w:val="21"/>
+        </w:rPr>
+        <w:t>再看文件印发类任务。对于“编制出台现代化首都都市圈空间协同规划”这类任务，系统会按文件印发流程倒排工期，包括调研起草、征求意见、合法性审查、政策一致性评估、会议审议和正式印发。</w:t>
+      </w:r>
+    </w:p>
+    <w:p>
+      <w:pPr>
+        <w:rPr>
+          <w:rFonts w:ascii="宋体" w:eastAsia="宋体" w:hAnsi="宋体"/>
+          <w:szCs w:val="21"/>
+        </w:rPr>
+      </w:pPr>
+    </w:p>
+    <w:p>
+      <w:pPr>
+        <w:rPr>
+          <w:rFonts w:ascii="宋体" w:eastAsia="宋体" w:hAnsi="宋体" w:hint="eastAsia"/>
+          <w:szCs w:val="21"/>
+        </w:rPr>
+      </w:pPr>
+      <w:r>
+        <w:rPr>
+          <w:rFonts w:ascii="宋体" w:eastAsia="宋体" w:hAnsi="宋体" w:hint="eastAsia"/>
+          <w:szCs w:val="21"/>
+        </w:rPr>
+        <w:t>这类能力适合现场演示给客户看，因为客户能直观看到：输入一条任务，系统马上知道它是什么类型，并能生成后续管理所需的年度目标和季度节点。</w:t>
+      </w:r>
+    </w:p>
+    <w:p>
+      <w:pPr>
+        <w:rPr>
+          <w:rFonts w:ascii="宋体" w:eastAsia="宋体" w:hAnsi="宋体"/>
+          <w:szCs w:val="21"/>
+        </w:rPr>
+      </w:pPr>
+    </w:p>
+    <w:p>
+      <w:pPr>
+        <w:rPr>
+          <w:rFonts w:ascii="宋体" w:eastAsia="宋体" w:hAnsi="宋体" w:hint="eastAsia"/>
+          <w:szCs w:val="21"/>
+        </w:rPr>
+      </w:pPr>
+      <w:r>
+        <w:rPr>
+          <w:rFonts w:ascii="宋体" w:eastAsia="宋体" w:hAnsi="宋体" w:hint="eastAsia"/>
+          <w:szCs w:val="21"/>
+        </w:rPr>
+        <w:t>**六、过程研判与扣分建议 约 2 分钟**</w:t>
+      </w:r>
+    </w:p>
+    <w:p>
+      <w:pPr>
+        <w:rPr>
+          <w:rFonts w:ascii="宋体" w:eastAsia="宋体" w:hAnsi="宋体"/>
+          <w:szCs w:val="21"/>
+        </w:rPr>
+      </w:pPr>
+    </w:p>
+    <w:p>
+      <w:pPr>
+        <w:rPr>
+          <w:rFonts w:ascii="宋体" w:eastAsia="宋体" w:hAnsi="宋体" w:hint="eastAsia"/>
+          <w:szCs w:val="21"/>
+        </w:rPr>
+      </w:pPr>
+      <w:r>
+        <w:rPr>
+          <w:rFonts w:ascii="宋体" w:eastAsia="宋体" w:hAnsi="宋体" w:hint="eastAsia"/>
+          <w:szCs w:val="21"/>
+        </w:rPr>
+        <w:t>操作：继续在“目标制定”页，向下看“现场演示：目标与进展自动比对研判”。保留默认目标和当前进展，点击“研判是否达标”。</w:t>
+      </w:r>
+    </w:p>
+    <w:p>
+      <w:pPr>
+        <w:rPr>
+          <w:rFonts w:ascii="宋体" w:eastAsia="宋体" w:hAnsi="宋体"/>
+          <w:szCs w:val="21"/>
+        </w:rPr>
+      </w:pPr>
+    </w:p>
+    <w:p>
+      <w:pPr>
+        <w:rPr>
+          <w:rFonts w:ascii="宋体" w:eastAsia="宋体" w:hAnsi="宋体" w:hint="eastAsia"/>
+          <w:szCs w:val="21"/>
+        </w:rPr>
+      </w:pPr>
+      <w:r>
+        <w:rPr>
+          <w:rFonts w:ascii="宋体" w:eastAsia="宋体" w:hAnsi="宋体" w:hint="eastAsia"/>
+          <w:szCs w:val="21"/>
+        </w:rPr>
+        <w:t>口播：</w:t>
+      </w:r>
+    </w:p>
+    <w:p>
+      <w:pPr>
+        <w:rPr>
+          <w:rFonts w:ascii="宋体" w:eastAsia="宋体" w:hAnsi="宋体"/>
+          <w:szCs w:val="21"/>
+        </w:rPr>
+      </w:pPr>
+    </w:p>
+    <w:p>
+      <w:pPr>
+        <w:rPr>
+          <w:rFonts w:ascii="宋体" w:eastAsia="宋体" w:hAnsi="宋体" w:hint="eastAsia"/>
+          <w:szCs w:val="21"/>
+        </w:rPr>
+      </w:pPr>
+      <w:r>
+        <w:rPr>
+          <w:rFonts w:ascii="宋体" w:eastAsia="宋体" w:hAnsi="宋体" w:hint="eastAsia"/>
+          <w:szCs w:val="21"/>
+        </w:rPr>
+        <w:t>目标制定之后，考评过程中最常见的问题是：处室报了一个进展，但这个进展到底算不算达</w:t>
+      </w:r>
+      <w:r>
+        <w:rPr>
+          <w:rFonts w:ascii="宋体" w:eastAsia="宋体" w:hAnsi="宋体" w:hint="eastAsia"/>
+          <w:szCs w:val="21"/>
+        </w:rPr>
+        <w:lastRenderedPageBreak/>
+        <w:t>标？要不要亮灯？年底要不要扣分？</w:t>
+      </w:r>
+    </w:p>
+    <w:p>
+      <w:pPr>
+        <w:rPr>
+          <w:rFonts w:ascii="宋体" w:eastAsia="宋体" w:hAnsi="宋体"/>
+          <w:szCs w:val="21"/>
+        </w:rPr>
+      </w:pPr>
+    </w:p>
+    <w:p>
+      <w:pPr>
+        <w:rPr>
+          <w:rFonts w:ascii="宋体" w:eastAsia="宋体" w:hAnsi="宋体" w:hint="eastAsia"/>
+          <w:szCs w:val="21"/>
+        </w:rPr>
+      </w:pPr>
+      <w:r>
+        <w:rPr>
+          <w:rFonts w:ascii="宋体" w:eastAsia="宋体" w:hAnsi="宋体" w:hint="eastAsia"/>
+          <w:szCs w:val="21"/>
+        </w:rPr>
+        <w:t>这里我们用一个示例。目标是“现代化首都都市圈空间协同规划，6 月底前完成征求意见，9 月底前正式印发”。当前进展是“已完成部门征求意见并经委党组会审定，已报送市政府常务会议待审议，尚未正式印发”。</w:t>
+      </w:r>
+    </w:p>
+    <w:p>
+      <w:pPr>
+        <w:rPr>
+          <w:rFonts w:ascii="宋体" w:eastAsia="宋体" w:hAnsi="宋体"/>
+          <w:szCs w:val="21"/>
+        </w:rPr>
+      </w:pPr>
+    </w:p>
+    <w:p>
+      <w:pPr>
+        <w:rPr>
+          <w:rFonts w:ascii="宋体" w:eastAsia="宋体" w:hAnsi="宋体" w:hint="eastAsia"/>
+          <w:szCs w:val="21"/>
+        </w:rPr>
+      </w:pPr>
+      <w:r>
+        <w:rPr>
+          <w:rFonts w:ascii="宋体" w:eastAsia="宋体" w:hAnsi="宋体" w:hint="eastAsia"/>
+          <w:szCs w:val="21"/>
+        </w:rPr>
+        <w:t>操作：点击“研判是否达标”。</w:t>
+      </w:r>
+    </w:p>
+    <w:p>
+      <w:pPr>
+        <w:rPr>
+          <w:rFonts w:ascii="宋体" w:eastAsia="宋体" w:hAnsi="宋体"/>
+          <w:szCs w:val="21"/>
+        </w:rPr>
+      </w:pPr>
+    </w:p>
+    <w:p>
+      <w:pPr>
+        <w:rPr>
+          <w:rFonts w:ascii="宋体" w:eastAsia="宋体" w:hAnsi="宋体" w:hint="eastAsia"/>
+          <w:szCs w:val="21"/>
+        </w:rPr>
+      </w:pPr>
+      <w:r>
+        <w:rPr>
+          <w:rFonts w:ascii="宋体" w:eastAsia="宋体" w:hAnsi="宋体" w:hint="eastAsia"/>
+          <w:szCs w:val="21"/>
+        </w:rPr>
+        <w:t>口播：</w:t>
+      </w:r>
+    </w:p>
+    <w:p>
+      <w:pPr>
+        <w:rPr>
+          <w:rFonts w:ascii="宋体" w:eastAsia="宋体" w:hAnsi="宋体"/>
+          <w:szCs w:val="21"/>
+        </w:rPr>
+      </w:pPr>
+    </w:p>
+    <w:p>
+      <w:pPr>
+        <w:rPr>
+          <w:rFonts w:ascii="宋体" w:eastAsia="宋体" w:hAnsi="宋体" w:hint="eastAsia"/>
+          <w:szCs w:val="21"/>
+        </w:rPr>
+      </w:pPr>
+      <w:r>
+        <w:rPr>
+          <w:rFonts w:ascii="宋体" w:eastAsia="宋体" w:hAnsi="宋体" w:hint="eastAsia"/>
+          <w:szCs w:val="21"/>
+        </w:rPr>
+        <w:t>系统自动比对目标和进展后，给出的结论是“部分滞后”。原因是目标要求 9 月底正式印发，但当前只是报送市政府常务会议待审议，还没有正式印发。</w:t>
+      </w:r>
+    </w:p>
+    <w:p>
+      <w:pPr>
+        <w:rPr>
+          <w:rFonts w:ascii="宋体" w:eastAsia="宋体" w:hAnsi="宋体"/>
+          <w:szCs w:val="21"/>
+        </w:rPr>
+      </w:pPr>
+    </w:p>
+    <w:p>
+      <w:pPr>
+        <w:rPr>
+          <w:rFonts w:ascii="宋体" w:eastAsia="宋体" w:hAnsi="宋体" w:hint="eastAsia"/>
+          <w:szCs w:val="21"/>
+        </w:rPr>
+      </w:pPr>
+      <w:r>
+        <w:rPr>
+          <w:rFonts w:ascii="宋体" w:eastAsia="宋体" w:hAnsi="宋体" w:hint="eastAsia"/>
+          <w:szCs w:val="21"/>
+        </w:rPr>
+        <w:t>系统同时列出校验依据，比如委党组会会议纪要、报送市政府常务会议审议请示。然后给出扣分建议：按照文件印发类评分规则，当前可按完成会议审议前置工作计 70 分左右，建议扣减 30 分，最终由考评主体复核。</w:t>
+      </w:r>
+    </w:p>
+    <w:p>
+      <w:pPr>
+        <w:rPr>
+          <w:rFonts w:ascii="宋体" w:eastAsia="宋体" w:hAnsi="宋体"/>
+          <w:szCs w:val="21"/>
+        </w:rPr>
+      </w:pPr>
+    </w:p>
+    <w:p>
+      <w:pPr>
+        <w:rPr>
+          <w:rFonts w:ascii="宋体" w:eastAsia="宋体" w:hAnsi="宋体" w:hint="eastAsia"/>
+          <w:szCs w:val="21"/>
+        </w:rPr>
+      </w:pPr>
+      <w:r>
+        <w:rPr>
+          <w:rFonts w:ascii="宋体" w:eastAsia="宋体" w:hAnsi="宋体" w:hint="eastAsia"/>
+          <w:szCs w:val="21"/>
+        </w:rPr>
+        <w:t>最后系统给出督办建议：明确会议审议时间和正式印发倒排节点。</w:t>
+      </w:r>
+    </w:p>
+    <w:p>
+      <w:pPr>
+        <w:rPr>
+          <w:rFonts w:ascii="宋体" w:eastAsia="宋体" w:hAnsi="宋体"/>
+          <w:szCs w:val="21"/>
+        </w:rPr>
+      </w:pPr>
+    </w:p>
+    <w:p>
+      <w:pPr>
+        <w:rPr>
+          <w:rFonts w:ascii="宋体" w:eastAsia="宋体" w:hAnsi="宋体" w:hint="eastAsia"/>
+          <w:szCs w:val="21"/>
+        </w:rPr>
+      </w:pPr>
+      <w:r>
+        <w:rPr>
+          <w:rFonts w:ascii="宋体" w:eastAsia="宋体" w:hAnsi="宋体" w:hint="eastAsia"/>
+          <w:szCs w:val="21"/>
+        </w:rPr>
+        <w:t>这个环节的价值在于，它把“进展描述”转化成了“考评判断”。过去这一步高度依赖人工经验，现在系统可以按规则统一口径，减少不同人判断不一致的问题。</w:t>
+      </w:r>
+    </w:p>
+    <w:p>
+      <w:pPr>
+        <w:rPr>
+          <w:rFonts w:ascii="宋体" w:eastAsia="宋体" w:hAnsi="宋体"/>
+          <w:szCs w:val="21"/>
+        </w:rPr>
+      </w:pPr>
+    </w:p>
+    <w:p>
+      <w:pPr>
+        <w:rPr>
+          <w:rFonts w:ascii="宋体" w:eastAsia="宋体" w:hAnsi="宋体" w:hint="eastAsia"/>
+          <w:szCs w:val="21"/>
+        </w:rPr>
+      </w:pPr>
+      <w:r>
+        <w:rPr>
+          <w:rFonts w:ascii="宋体" w:eastAsia="宋体" w:hAnsi="宋体" w:hint="eastAsia"/>
+          <w:szCs w:val="21"/>
+        </w:rPr>
+        <w:t>**七、报告自动生成演示 约 2 分钟**</w:t>
+      </w:r>
+    </w:p>
+    <w:p>
+      <w:pPr>
+        <w:rPr>
+          <w:rFonts w:ascii="宋体" w:eastAsia="宋体" w:hAnsi="宋体"/>
+          <w:szCs w:val="21"/>
+        </w:rPr>
+      </w:pPr>
+    </w:p>
+    <w:p>
+      <w:pPr>
+        <w:rPr>
+          <w:rFonts w:ascii="宋体" w:eastAsia="宋体" w:hAnsi="宋体" w:hint="eastAsia"/>
+          <w:szCs w:val="21"/>
+        </w:rPr>
+      </w:pPr>
+      <w:r>
+        <w:rPr>
+          <w:rFonts w:ascii="宋体" w:eastAsia="宋体" w:hAnsi="宋体" w:hint="eastAsia"/>
+          <w:szCs w:val="21"/>
+        </w:rPr>
+        <w:t>操作：回到“十大环节”，点击“报告生成”。在顶部“现场演示：输入年度结果后自动生成处室体检报告”区域，默认选择“投资处”，点击“生成体检报告”。</w:t>
+      </w:r>
+    </w:p>
+    <w:p>
+      <w:pPr>
+        <w:rPr>
+          <w:rFonts w:ascii="宋体" w:eastAsia="宋体" w:hAnsi="宋体"/>
+          <w:szCs w:val="21"/>
+        </w:rPr>
+      </w:pPr>
+    </w:p>
+    <w:p>
+      <w:pPr>
+        <w:rPr>
+          <w:rFonts w:ascii="宋体" w:eastAsia="宋体" w:hAnsi="宋体" w:hint="eastAsia"/>
+          <w:szCs w:val="21"/>
+        </w:rPr>
+      </w:pPr>
+      <w:r>
+        <w:rPr>
+          <w:rFonts w:ascii="宋体" w:eastAsia="宋体" w:hAnsi="宋体" w:hint="eastAsia"/>
+          <w:szCs w:val="21"/>
+        </w:rPr>
+        <w:t>口播：</w:t>
+      </w:r>
+    </w:p>
+    <w:p>
+      <w:pPr>
+        <w:rPr>
+          <w:rFonts w:ascii="宋体" w:eastAsia="宋体" w:hAnsi="宋体"/>
+          <w:szCs w:val="21"/>
+        </w:rPr>
+      </w:pPr>
+    </w:p>
+    <w:p>
+      <w:pPr>
+        <w:rPr>
+          <w:rFonts w:ascii="宋体" w:eastAsia="宋体" w:hAnsi="宋体" w:hint="eastAsia"/>
+          <w:szCs w:val="21"/>
+        </w:rPr>
+      </w:pPr>
+      <w:r>
+        <w:rPr>
+          <w:rFonts w:ascii="宋体" w:eastAsia="宋体" w:hAnsi="宋体" w:hint="eastAsia"/>
+          <w:szCs w:val="21"/>
+        </w:rPr>
+        <w:t>最后看报告生成。年终考评完成后，系统可以基于年度考评结果，自动生成处室体检报告。</w:t>
+      </w:r>
+    </w:p>
+    <w:p>
+      <w:pPr>
+        <w:rPr>
+          <w:rFonts w:ascii="宋体" w:eastAsia="宋体" w:hAnsi="宋体"/>
+          <w:szCs w:val="21"/>
+        </w:rPr>
+      </w:pPr>
+    </w:p>
+    <w:p>
+      <w:pPr>
+        <w:rPr>
+          <w:rFonts w:ascii="宋体" w:eastAsia="宋体" w:hAnsi="宋体" w:hint="eastAsia"/>
+          <w:szCs w:val="21"/>
+        </w:rPr>
+      </w:pPr>
+      <w:r>
+        <w:rPr>
+          <w:rFonts w:ascii="宋体" w:eastAsia="宋体" w:hAnsi="宋体" w:hint="eastAsia"/>
+          <w:szCs w:val="21"/>
+        </w:rPr>
+        <w:t>这里选择“投资处”，系统已经读取了它的年度总成绩、排名、等级和各项维度得分。点击生成体检报告。</w:t>
+      </w:r>
+    </w:p>
+    <w:p>
+      <w:pPr>
+        <w:rPr>
+          <w:rFonts w:ascii="宋体" w:eastAsia="宋体" w:hAnsi="宋体"/>
+          <w:szCs w:val="21"/>
+        </w:rPr>
+      </w:pPr>
+    </w:p>
+    <w:p>
+      <w:pPr>
+        <w:rPr>
+          <w:rFonts w:ascii="宋体" w:eastAsia="宋体" w:hAnsi="宋体" w:hint="eastAsia"/>
+          <w:szCs w:val="21"/>
+        </w:rPr>
+      </w:pPr>
+      <w:r>
+        <w:rPr>
+          <w:rFonts w:ascii="宋体" w:eastAsia="宋体" w:hAnsi="宋体" w:hint="eastAsia"/>
+          <w:szCs w:val="21"/>
+        </w:rPr>
+        <w:t>操作：点击“生成体检报告”，等待 3 秒。</w:t>
+      </w:r>
+    </w:p>
+    <w:p>
+      <w:pPr>
+        <w:rPr>
+          <w:rFonts w:ascii="宋体" w:eastAsia="宋体" w:hAnsi="宋体"/>
+          <w:szCs w:val="21"/>
+        </w:rPr>
+      </w:pPr>
+    </w:p>
+    <w:p>
+      <w:pPr>
+        <w:rPr>
+          <w:rFonts w:ascii="宋体" w:eastAsia="宋体" w:hAnsi="宋体" w:hint="eastAsia"/>
+          <w:szCs w:val="21"/>
+        </w:rPr>
+      </w:pPr>
+      <w:r>
+        <w:rPr>
+          <w:rFonts w:ascii="宋体" w:eastAsia="宋体" w:hAnsi="宋体" w:hint="eastAsia"/>
+          <w:szCs w:val="21"/>
+        </w:rPr>
+        <w:t>口播：</w:t>
+      </w:r>
+    </w:p>
+    <w:p>
+      <w:pPr>
+        <w:rPr>
+          <w:rFonts w:ascii="宋体" w:eastAsia="宋体" w:hAnsi="宋体"/>
+          <w:szCs w:val="21"/>
+        </w:rPr>
+      </w:pPr>
+    </w:p>
+    <w:p>
+      <w:pPr>
+        <w:rPr>
+          <w:rFonts w:ascii="宋体" w:eastAsia="宋体" w:hAnsi="宋体" w:hint="eastAsia"/>
+          <w:szCs w:val="21"/>
+        </w:rPr>
+      </w:pPr>
+      <w:r>
+        <w:rPr>
+          <w:rFonts w:ascii="宋体" w:eastAsia="宋体" w:hAnsi="宋体" w:hint="eastAsia"/>
+          <w:szCs w:val="21"/>
+        </w:rPr>
+        <w:t>生成后可以看到报告包含几个部分。</w:t>
+      </w:r>
+    </w:p>
+    <w:p>
+      <w:pPr>
+        <w:rPr>
+          <w:rFonts w:ascii="宋体" w:eastAsia="宋体" w:hAnsi="宋体"/>
+          <w:szCs w:val="21"/>
+        </w:rPr>
+      </w:pPr>
+    </w:p>
+    <w:p>
+      <w:pPr>
+        <w:rPr>
+          <w:rFonts w:ascii="宋体" w:eastAsia="宋体" w:hAnsi="宋体" w:hint="eastAsia"/>
+          <w:szCs w:val="21"/>
+        </w:rPr>
+      </w:pPr>
+      <w:r>
+        <w:rPr>
+          <w:rFonts w:ascii="宋体" w:eastAsia="宋体" w:hAnsi="宋体" w:hint="eastAsia"/>
+          <w:szCs w:val="21"/>
+        </w:rPr>
+        <w:t>第一是基本情况。比如投资处年度总成绩 78 分，低于同类平均分 83 分 5 分，排名第 6 位，评价等级为 C。</w:t>
+      </w:r>
+    </w:p>
+    <w:p>
+      <w:pPr>
+        <w:rPr>
+          <w:rFonts w:ascii="宋体" w:eastAsia="宋体" w:hAnsi="宋体"/>
+          <w:szCs w:val="21"/>
+        </w:rPr>
+      </w:pPr>
+    </w:p>
+    <w:p>
+      <w:pPr>
+        <w:rPr>
+          <w:rFonts w:ascii="宋体" w:eastAsia="宋体" w:hAnsi="宋体" w:hint="eastAsia"/>
+          <w:szCs w:val="21"/>
+        </w:rPr>
+      </w:pPr>
+      <w:r>
+        <w:rPr>
+          <w:rFonts w:ascii="宋体" w:eastAsia="宋体" w:hAnsi="宋体" w:hint="eastAsia"/>
+          <w:szCs w:val="21"/>
+        </w:rPr>
+        <w:t>第二是分项对比。系统把党的建设、高效履职、依法行政、履职测评、加减分等维度和同类</w:t>
+      </w:r>
+      <w:r>
+        <w:rPr>
+          <w:rFonts w:ascii="宋体" w:eastAsia="宋体" w:hAnsi="宋体" w:hint="eastAsia"/>
+          <w:szCs w:val="21"/>
+        </w:rPr>
+        <w:lastRenderedPageBreak/>
+        <w:t>平均值进行对比。</w:t>
+      </w:r>
+    </w:p>
+    <w:p>
+      <w:pPr>
+        <w:rPr>
+          <w:rFonts w:ascii="宋体" w:eastAsia="宋体" w:hAnsi="宋体"/>
+          <w:szCs w:val="21"/>
+        </w:rPr>
+      </w:pPr>
+    </w:p>
+    <w:p>
+      <w:pPr>
+        <w:rPr>
+          <w:rFonts w:ascii="宋体" w:eastAsia="宋体" w:hAnsi="宋体" w:hint="eastAsia"/>
+          <w:szCs w:val="21"/>
+        </w:rPr>
+      </w:pPr>
+      <w:r>
+        <w:rPr>
+          <w:rFonts w:ascii="宋体" w:eastAsia="宋体" w:hAnsi="宋体" w:hint="eastAsia"/>
+          <w:szCs w:val="21"/>
+        </w:rPr>
+        <w:t>第三是优势事项。比如系统识别出哪些指标相对稳定，哪些工作有亮点。</w:t>
+      </w:r>
+    </w:p>
+    <w:p>
+      <w:pPr>
+        <w:rPr>
+          <w:rFonts w:ascii="宋体" w:eastAsia="宋体" w:hAnsi="宋体"/>
+          <w:szCs w:val="21"/>
+        </w:rPr>
+      </w:pPr>
+    </w:p>
+    <w:p>
+      <w:pPr>
+        <w:rPr>
+          <w:rFonts w:ascii="宋体" w:eastAsia="宋体" w:hAnsi="宋体" w:hint="eastAsia"/>
+          <w:szCs w:val="21"/>
+        </w:rPr>
+      </w:pPr>
+      <w:r>
+        <w:rPr>
+          <w:rFonts w:ascii="宋体" w:eastAsia="宋体" w:hAnsi="宋体" w:hint="eastAsia"/>
+          <w:szCs w:val="21"/>
+        </w:rPr>
+        <w:t>第四是关注事项。这里会指出党的建设、高效履职、依法行政、履职测评等低于同类平均，需要重点改进，并自动引用已有的扣分和短板信息。</w:t>
+      </w:r>
+    </w:p>
+    <w:p>
+      <w:pPr>
+        <w:rPr>
+          <w:rFonts w:ascii="宋体" w:eastAsia="宋体" w:hAnsi="宋体"/>
+          <w:szCs w:val="21"/>
+        </w:rPr>
+      </w:pPr>
+    </w:p>
+    <w:p>
+      <w:pPr>
+        <w:rPr>
+          <w:rFonts w:ascii="宋体" w:eastAsia="宋体" w:hAnsi="宋体" w:hint="eastAsia"/>
+          <w:szCs w:val="21"/>
+        </w:rPr>
+      </w:pPr>
+      <w:r>
+        <w:rPr>
+          <w:rFonts w:ascii="宋体" w:eastAsia="宋体" w:hAnsi="宋体" w:hint="eastAsia"/>
+          <w:szCs w:val="21"/>
+        </w:rPr>
+        <w:t>第五是整改建议。系统会建议围绕低于平均的指标建立问题清单，按季度跟踪整改，对扣分事项补充过程佐证材料，对可争取加分事项提前谋划申报。</w:t>
+      </w:r>
+    </w:p>
+    <w:p>
+      <w:pPr>
+        <w:rPr>
+          <w:rFonts w:ascii="宋体" w:eastAsia="宋体" w:hAnsi="宋体"/>
+          <w:szCs w:val="21"/>
+        </w:rPr>
+      </w:pPr>
+    </w:p>
+    <w:p>
+      <w:pPr>
+        <w:rPr>
+          <w:rFonts w:ascii="宋体" w:eastAsia="宋体" w:hAnsi="宋体" w:hint="eastAsia"/>
+          <w:szCs w:val="21"/>
+        </w:rPr>
+      </w:pPr>
+      <w:r>
+        <w:rPr>
+          <w:rFonts w:ascii="宋体" w:eastAsia="宋体" w:hAnsi="宋体" w:hint="eastAsia"/>
+          <w:szCs w:val="21"/>
+        </w:rPr>
+        <w:t>这个功能适合年终汇报，也适合给每个处室反馈。它不是简单套模板，而是基于考评结果、同类平均、排名、扣分事项和改进建议自动生成体检式报告。</w:t>
+      </w:r>
+    </w:p>
+    <w:p>
+      <w:pPr>
+        <w:rPr>
+          <w:rFonts w:ascii="宋体" w:eastAsia="宋体" w:hAnsi="宋体"/>
+          <w:szCs w:val="21"/>
+        </w:rPr>
+      </w:pPr>
+    </w:p>
+    <w:p>
+      <w:pPr>
+        <w:rPr>
+          <w:rFonts w:ascii="宋体" w:eastAsia="宋体" w:hAnsi="宋体" w:hint="eastAsia"/>
+          <w:szCs w:val="21"/>
+        </w:rPr>
+      </w:pPr>
+      <w:r>
+        <w:rPr>
+          <w:rFonts w:ascii="宋体" w:eastAsia="宋体" w:hAnsi="宋体" w:hint="eastAsia"/>
+          <w:szCs w:val="21"/>
+        </w:rPr>
+        <w:t>**八、补充展示四个智能体页面 约 1 分钟，可选**</w:t>
+      </w:r>
+    </w:p>
+    <w:p>
+      <w:pPr>
+        <w:rPr>
+          <w:rFonts w:ascii="宋体" w:eastAsia="宋体" w:hAnsi="宋体"/>
+          <w:szCs w:val="21"/>
+        </w:rPr>
+      </w:pPr>
+    </w:p>
+    <w:p>
+      <w:pPr>
+        <w:rPr>
+          <w:rFonts w:ascii="宋体" w:eastAsia="宋体" w:hAnsi="宋体" w:hint="eastAsia"/>
+          <w:szCs w:val="21"/>
+        </w:rPr>
+      </w:pPr>
+      <w:r>
+        <w:rPr>
+          <w:rFonts w:ascii="宋体" w:eastAsia="宋体" w:hAnsi="宋体" w:hint="eastAsia"/>
+          <w:szCs w:val="21"/>
+        </w:rPr>
+        <w:t>如果视频想更完整，可以快速补充四个工作台，不需要逐项点很久。</w:t>
+      </w:r>
+    </w:p>
+    <w:p>
+      <w:pPr>
+        <w:rPr>
+          <w:rFonts w:ascii="宋体" w:eastAsia="宋体" w:hAnsi="宋体"/>
+          <w:szCs w:val="21"/>
+        </w:rPr>
+      </w:pPr>
+    </w:p>
+    <w:p>
+      <w:pPr>
+        <w:rPr>
+          <w:rFonts w:ascii="宋体" w:eastAsia="宋体" w:hAnsi="宋体" w:hint="eastAsia"/>
+          <w:szCs w:val="21"/>
+        </w:rPr>
+      </w:pPr>
+      <w:r>
+        <w:rPr>
+          <w:rFonts w:ascii="宋体" w:eastAsia="宋体" w:hAnsi="宋体" w:hint="eastAsia"/>
+          <w:szCs w:val="21"/>
+        </w:rPr>
+        <w:t>操作：点击“六员工作台”，分别进入智策、智管、智办、智评。</w:t>
+      </w:r>
+    </w:p>
+    <w:p>
+      <w:pPr>
+        <w:rPr>
+          <w:rFonts w:ascii="宋体" w:eastAsia="宋体" w:hAnsi="宋体"/>
+          <w:szCs w:val="21"/>
+        </w:rPr>
+      </w:pPr>
+    </w:p>
+    <w:p>
+      <w:pPr>
+        <w:rPr>
+          <w:rFonts w:ascii="宋体" w:eastAsia="宋体" w:hAnsi="宋体" w:hint="eastAsia"/>
+          <w:szCs w:val="21"/>
+        </w:rPr>
+      </w:pPr>
+      <w:r>
+        <w:rPr>
+          <w:rFonts w:ascii="宋体" w:eastAsia="宋体" w:hAnsi="宋体" w:hint="eastAsia"/>
+          <w:szCs w:val="21"/>
+        </w:rPr>
+        <w:t>口播：</w:t>
+      </w:r>
+    </w:p>
+    <w:p>
+      <w:pPr>
+        <w:rPr>
+          <w:rFonts w:ascii="宋体" w:eastAsia="宋体" w:hAnsi="宋体"/>
+          <w:szCs w:val="21"/>
+        </w:rPr>
+      </w:pPr>
+    </w:p>
+    <w:p>
+      <w:pPr>
+        <w:rPr>
+          <w:rFonts w:ascii="宋体" w:eastAsia="宋体" w:hAnsi="宋体" w:hint="eastAsia"/>
+          <w:szCs w:val="21"/>
+        </w:rPr>
+      </w:pPr>
+      <w:r>
+        <w:rPr>
+          <w:rFonts w:ascii="宋体" w:eastAsia="宋体" w:hAnsi="宋体" w:hint="eastAsia"/>
+          <w:szCs w:val="21"/>
+        </w:rPr>
+        <w:t>除了刚才的主流程，系统也提供不同角色的工作台。</w:t>
+      </w:r>
+    </w:p>
+    <w:p>
+      <w:pPr>
+        <w:rPr>
+          <w:rFonts w:ascii="宋体" w:eastAsia="宋体" w:hAnsi="宋体"/>
+          <w:szCs w:val="21"/>
+        </w:rPr>
+      </w:pPr>
+    </w:p>
+    <w:p>
+      <w:pPr>
+        <w:rPr>
+          <w:rFonts w:ascii="宋体" w:eastAsia="宋体" w:hAnsi="宋体" w:hint="eastAsia"/>
+          <w:szCs w:val="21"/>
+        </w:rPr>
+      </w:pPr>
+      <w:r>
+        <w:rPr>
+          <w:rFonts w:ascii="宋体" w:eastAsia="宋体" w:hAnsi="宋体" w:hint="eastAsia"/>
+          <w:szCs w:val="21"/>
+        </w:rPr>
+        <w:t>智策是领导驾驶舱，重点看风险项目、处室效能排名和决策建议。</w:t>
+      </w:r>
+    </w:p>
+    <w:p>
+      <w:pPr>
+        <w:rPr>
+          <w:rFonts w:ascii="宋体" w:eastAsia="宋体" w:hAnsi="宋体"/>
+          <w:szCs w:val="21"/>
+        </w:rPr>
+      </w:pPr>
+    </w:p>
+    <w:p>
+      <w:pPr>
+        <w:rPr>
+          <w:rFonts w:ascii="宋体" w:eastAsia="宋体" w:hAnsi="宋体" w:hint="eastAsia"/>
+          <w:szCs w:val="21"/>
+        </w:rPr>
+      </w:pPr>
+      <w:r>
+        <w:rPr>
+          <w:rFonts w:ascii="宋体" w:eastAsia="宋体" w:hAnsi="宋体" w:hint="eastAsia"/>
+          <w:szCs w:val="21"/>
+        </w:rPr>
+        <w:t>智管是发改委工作台，重点看在办任务、滞后任务、即将到期任务和处室任务负载。</w:t>
+      </w:r>
+    </w:p>
+    <w:p>
+      <w:pPr>
+        <w:rPr>
+          <w:rFonts w:ascii="宋体" w:eastAsia="宋体" w:hAnsi="宋体"/>
+          <w:szCs w:val="21"/>
+        </w:rPr>
+      </w:pPr>
+    </w:p>
+    <w:p>
+      <w:pPr>
+        <w:rPr>
+          <w:rFonts w:ascii="宋体" w:eastAsia="宋体" w:hAnsi="宋体" w:hint="eastAsia"/>
+          <w:szCs w:val="21"/>
+        </w:rPr>
+      </w:pPr>
+      <w:r>
+        <w:rPr>
+          <w:rFonts w:ascii="宋体" w:eastAsia="宋体" w:hAnsi="宋体" w:hint="eastAsia"/>
+          <w:szCs w:val="21"/>
+        </w:rPr>
+        <w:t>智办是经办人助手，重点服务具体工作人员，可以看待办任务，也可以通过智能填报辅助填写进展。</w:t>
+      </w:r>
+    </w:p>
+    <w:p>
+      <w:pPr>
+        <w:rPr>
+          <w:rFonts w:ascii="宋体" w:eastAsia="宋体" w:hAnsi="宋体"/>
+          <w:szCs w:val="21"/>
+        </w:rPr>
+      </w:pPr>
+    </w:p>
+    <w:p>
+      <w:pPr>
+        <w:rPr>
+          <w:rFonts w:ascii="宋体" w:eastAsia="宋体" w:hAnsi="宋体" w:hint="eastAsia"/>
+          <w:szCs w:val="21"/>
+        </w:rPr>
+      </w:pPr>
+      <w:r>
+        <w:rPr>
+          <w:rFonts w:ascii="宋体" w:eastAsia="宋体" w:hAnsi="宋体" w:hint="eastAsia"/>
+          <w:szCs w:val="21"/>
+        </w:rPr>
+        <w:t>智评是考核评价工作台，按照真实考评指标展示党的建设、高效履职、依法行政、履职测评和加减分，并展示考评公式和数据来源链路。</w:t>
+      </w:r>
+    </w:p>
+    <w:p>
+      <w:pPr>
+        <w:rPr>
+          <w:rFonts w:ascii="宋体" w:eastAsia="宋体" w:hAnsi="宋体"/>
+          <w:szCs w:val="21"/>
+        </w:rPr>
+      </w:pPr>
+    </w:p>
+    <w:p>
+      <w:pPr>
+        <w:rPr>
+          <w:rFonts w:ascii="宋体" w:eastAsia="宋体" w:hAnsi="宋体" w:hint="eastAsia"/>
+          <w:szCs w:val="21"/>
+        </w:rPr>
+      </w:pPr>
+      <w:r>
+        <w:rPr>
+          <w:rFonts w:ascii="宋体" w:eastAsia="宋体" w:hAnsi="宋体" w:hint="eastAsia"/>
+          <w:szCs w:val="21"/>
+        </w:rPr>
+        <w:t>这四个页面对应不同角色，和刚才的十大环节是同一套数据的不同视角。</w:t>
+      </w:r>
+    </w:p>
+    <w:p>
+      <w:pPr>
+        <w:rPr>
+          <w:rFonts w:ascii="宋体" w:eastAsia="宋体" w:hAnsi="宋体"/>
+          <w:szCs w:val="21"/>
+        </w:rPr>
+      </w:pPr>
+    </w:p>
+    <w:p>
+      <w:pPr>
+        <w:rPr>
+          <w:rFonts w:ascii="宋体" w:eastAsia="宋体" w:hAnsi="宋体" w:hint="eastAsia"/>
+          <w:szCs w:val="21"/>
+        </w:rPr>
+      </w:pPr>
+      <w:r>
+        <w:rPr>
+          <w:rFonts w:ascii="宋体" w:eastAsia="宋体" w:hAnsi="宋体" w:hint="eastAsia"/>
+          <w:szCs w:val="21"/>
+        </w:rPr>
+        <w:t>**九、收尾总结 约 1 分钟**</w:t>
+      </w:r>
+    </w:p>
+    <w:p>
+      <w:pPr>
+        <w:rPr>
+          <w:rFonts w:ascii="宋体" w:eastAsia="宋体" w:hAnsi="宋体"/>
+          <w:szCs w:val="21"/>
+        </w:rPr>
+      </w:pPr>
+    </w:p>
+    <w:p>
+      <w:pPr>
+        <w:rPr>
+          <w:rFonts w:ascii="宋体" w:eastAsia="宋体" w:hAnsi="宋体" w:hint="eastAsia"/>
+          <w:szCs w:val="21"/>
+        </w:rPr>
+      </w:pPr>
+      <w:r>
+        <w:rPr>
+          <w:rFonts w:ascii="宋体" w:eastAsia="宋体" w:hAnsi="宋体" w:hint="eastAsia"/>
+          <w:szCs w:val="21"/>
+        </w:rPr>
+        <w:t>操作：回到“十大环节”页面，停留在全链路流程图。</w:t>
+      </w:r>
+    </w:p>
+    <w:p>
+      <w:pPr>
+        <w:rPr>
+          <w:rFonts w:ascii="宋体" w:eastAsia="宋体" w:hAnsi="宋体"/>
+          <w:szCs w:val="21"/>
+        </w:rPr>
+      </w:pPr>
+    </w:p>
+    <w:p>
+      <w:pPr>
+        <w:rPr>
+          <w:rFonts w:ascii="宋体" w:eastAsia="宋体" w:hAnsi="宋体" w:hint="eastAsia"/>
+          <w:szCs w:val="21"/>
+        </w:rPr>
+      </w:pPr>
+      <w:r>
+        <w:rPr>
+          <w:rFonts w:ascii="宋体" w:eastAsia="宋体" w:hAnsi="宋体" w:hint="eastAsia"/>
+          <w:szCs w:val="21"/>
+        </w:rPr>
+        <w:t>口播：</w:t>
+      </w:r>
+    </w:p>
+    <w:p>
+      <w:pPr>
+        <w:rPr>
+          <w:rFonts w:ascii="宋体" w:eastAsia="宋体" w:hAnsi="宋体"/>
+          <w:szCs w:val="21"/>
+        </w:rPr>
+      </w:pPr>
+    </w:p>
+    <w:p>
+      <w:pPr>
+        <w:rPr>
+          <w:rFonts w:ascii="宋体" w:eastAsia="宋体" w:hAnsi="宋体" w:hint="eastAsia"/>
+          <w:szCs w:val="21"/>
+        </w:rPr>
+      </w:pPr>
+      <w:r>
+        <w:rPr>
+          <w:rFonts w:ascii="宋体" w:eastAsia="宋体" w:hAnsi="宋体" w:hint="eastAsia"/>
+          <w:szCs w:val="21"/>
+        </w:rPr>
+        <w:t>最后总结一下。智理通 V4.0 的核心价值是把绩效考评从“事后填报、人工汇总”变成“年初有目标、年中有跟踪、过程有预警、年底有评价、结果有报告”的全过程闭环。</w:t>
+      </w:r>
+    </w:p>
+    <w:p>
+      <w:pPr>
+        <w:rPr>
+          <w:rFonts w:ascii="宋体" w:eastAsia="宋体" w:hAnsi="宋体"/>
+          <w:szCs w:val="21"/>
+        </w:rPr>
+      </w:pPr>
+    </w:p>
+    <w:p>
+      <w:pPr>
+        <w:rPr>
+          <w:rFonts w:ascii="宋体" w:eastAsia="宋体" w:hAnsi="宋体" w:hint="eastAsia"/>
+          <w:szCs w:val="21"/>
+        </w:rPr>
+      </w:pPr>
+      <w:r>
+        <w:rPr>
+          <w:rFonts w:ascii="宋体" w:eastAsia="宋体" w:hAnsi="宋体" w:hint="eastAsia"/>
+          <w:szCs w:val="21"/>
+        </w:rPr>
+        <w:lastRenderedPageBreak/>
+        <w:t>它解决三个问题。</w:t>
+      </w:r>
+    </w:p>
+    <w:p>
+      <w:pPr>
+        <w:rPr>
+          <w:rFonts w:ascii="宋体" w:eastAsia="宋体" w:hAnsi="宋体"/>
+          <w:szCs w:val="21"/>
+        </w:rPr>
+      </w:pPr>
+    </w:p>
+    <w:p>
+      <w:pPr>
+        <w:rPr>
+          <w:rFonts w:ascii="宋体" w:eastAsia="宋体" w:hAnsi="宋体" w:hint="eastAsia"/>
+          <w:szCs w:val="21"/>
+        </w:rPr>
+      </w:pPr>
+      <w:r>
+        <w:rPr>
+          <w:rFonts w:ascii="宋体" w:eastAsia="宋体" w:hAnsi="宋体" w:hint="eastAsia"/>
+          <w:szCs w:val="21"/>
+        </w:rPr>
+        <w:t>第一，提升效率。任务筛选、目标拆解、进展研判、扣分说明、报告撰写这些过去大量依赖人工的工作，可以由系统先生成，人工复核。</w:t>
+      </w:r>
+    </w:p>
+    <w:p>
+      <w:pPr>
+        <w:rPr>
+          <w:rFonts w:ascii="宋体" w:eastAsia="宋体" w:hAnsi="宋体"/>
+          <w:szCs w:val="21"/>
+        </w:rPr>
+      </w:pPr>
+    </w:p>
+    <w:p>
+      <w:pPr>
+        <w:rPr>
+          <w:rFonts w:ascii="宋体" w:eastAsia="宋体" w:hAnsi="宋体" w:hint="eastAsia"/>
+          <w:szCs w:val="21"/>
+        </w:rPr>
+      </w:pPr>
+      <w:r>
+        <w:rPr>
+          <w:rFonts w:ascii="宋体" w:eastAsia="宋体" w:hAnsi="宋体" w:hint="eastAsia"/>
+          <w:szCs w:val="21"/>
+        </w:rPr>
+        <w:t>第二，统一口径。系统把考评方案、处室职责、历史分工、计分规则沉淀为知识底座，减少不同人员对同一任务判断不一致的问题。</w:t>
+      </w:r>
+    </w:p>
+    <w:p>
+      <w:pPr>
+        <w:rPr>
+          <w:rFonts w:ascii="宋体" w:eastAsia="宋体" w:hAnsi="宋体"/>
+          <w:szCs w:val="21"/>
+        </w:rPr>
+      </w:pPr>
+    </w:p>
+    <w:p>
+      <w:pPr>
+        <w:rPr>
+          <w:rFonts w:ascii="宋体" w:eastAsia="宋体" w:hAnsi="宋体" w:hint="eastAsia"/>
+          <w:szCs w:val="21"/>
+        </w:rPr>
+      </w:pPr>
+      <w:r>
+        <w:rPr>
+          <w:rFonts w:ascii="宋体" w:eastAsia="宋体" w:hAnsi="宋体" w:hint="eastAsia"/>
+          <w:szCs w:val="21"/>
+        </w:rPr>
+        <w:t>第三，辅助决策。领导可以看到全局风险，考评部门可以看到评分依据，处室可以看到自己的短板和整改方向。</w:t>
+      </w:r>
+    </w:p>
+    <w:p>
+      <w:pPr>
+        <w:rPr>
+          <w:rFonts w:ascii="宋体" w:eastAsia="宋体" w:hAnsi="宋体"/>
+          <w:szCs w:val="21"/>
+        </w:rPr>
+      </w:pPr>
+    </w:p>
+    <w:p>
+      <w:pPr>
+        <w:rPr>
+          <w:szCs w:val="21"/>
+        </w:rPr>
+      </w:pPr>
+      <w:r>
+        <w:rPr>
+          <w:rFonts w:ascii="宋体" w:eastAsia="宋体" w:hAnsi="宋体" w:hint="eastAsia"/>
+          <w:szCs w:val="21"/>
+        </w:rPr>
+        <w:t>所以这套系统不是单纯展示功能菜单，而是围绕考评业务形成了一条完整链路：任务来了，系统知道谁负责；目标不清，系统能自动制定；进展变化，系统能判断是否达标；年底评价，系统能生成扣分建议和体检报告。</w:t>
+      </w:r>
     </w:p>
     <w:sectPr>
       <w:pgSz w:w="11906" w:h="16838"/>
